--- a/lessons/2-2/downloads/reveal/2.2-session-2-practice-form-a.docx
+++ b/lessons/2-2/downloads/reveal/2.2-session-2-practice-form-a.docx
@@ -15,7 +15,7 @@
         <w:rPr>
           <w:rFonts w:ascii="Avenir Next" w:hAnsi="Avenir Next" w:cs="Avenir Next" w:eastAsia="Avenir Next"/>
           <w:color w:val="1A1A1A"/>
-          <w:sz w:val="20"/>
+          <w:sz w:val="22"/>
           <w:szCs w:val="20"/>
         </w:rPr>
         <w:t xml:space="preserve">Name</w:t>
@@ -33,7 +33,7 @@
         <w:rPr>
           <w:rFonts w:ascii="Avenir Next" w:hAnsi="Avenir Next" w:cs="Avenir Next" w:eastAsia="Avenir Next"/>
           <w:color w:val="1A1A1A"/>
-          <w:sz w:val="20"/>
+          <w:sz w:val="22"/>
           <w:szCs w:val="20"/>
         </w:rPr>
         <w:t xml:space="preserve">   Date</w:t>
@@ -51,7 +51,7 @@
         <w:rPr>
           <w:rFonts w:ascii="Avenir Next" w:hAnsi="Avenir Next" w:cs="Avenir Next" w:eastAsia="Avenir Next"/>
           <w:color w:val="1A1A1A"/>
-          <w:sz w:val="20"/>
+          <w:sz w:val="22"/>
           <w:szCs w:val="20"/>
         </w:rPr>
         <w:t xml:space="preserve">   Period</w:t>
@@ -78,7 +78,7 @@
           <w:caps/>
           <w:color w:val="003A70"/>
           <w:spacing w:val="12"/>
-          <w:sz w:val="19"/>
+          <w:sz w:val="22"/>
           <w:szCs w:val="19"/>
         </w:rPr>
         <w:t xml:space="preserve">Lesson 2-2  ·  Session 2  ·  Practice  ·  Form A</w:t>
@@ -86,6 +86,7 @@
     </w:p>
     <w:p>
       <w:pPr>
+        <w:pStyle w:val="Heading1"/>
         <w:keepNext/>
         <w:spacing w:before="0" w:after="10" w:line="240" w:lineRule="auto"/>
       </w:pPr>
@@ -111,7 +112,7 @@
         <w:rPr>
           <w:rFonts w:ascii="Avenir Next" w:hAnsi="Avenir Next" w:cs="Avenir Next" w:eastAsia="Avenir Next"/>
           <w:color w:val="5A5F66"/>
-          <w:sz w:val="17"/>
+          <w:sz w:val="22"/>
           <w:szCs w:val="17"/>
         </w:rPr>
         <w:t xml:space="preserve">Learning target — I can describe the shape of a histogram using its peak, spread, and balance.</w:t>
@@ -128,7 +129,7 @@
     </w:p>
     <w:p>
       <w:pPr>
-        <w:spacing w:before="0" w:after="0" w:line="60" w:lineRule="auto"/>
+        <w:spacing w:before="0" w:after="0" w:line="50" w:lineRule="exact"/>
       </w:pPr>
     </w:p>
     <w:tbl>
@@ -167,6 +168,7 @@
           </w:tcPr>
           <w:p>
             <w:pPr>
+              <w:pStyle w:val="Heading2"/>
               <w:spacing w:before="0" w:after="40" w:line="264" w:lineRule="auto"/>
             </w:pPr>
             <w:r>
@@ -194,44 +196,44 @@
                 <w:rFonts w:ascii="Avenir Next" w:hAnsi="Avenir Next" w:cs="Avenir Next" w:eastAsia="Avenir Next"/>
                 <w:b/>
                 <w:color w:val="003A70"/>
+                <w:sz w:val="22"/>
+                <w:szCs w:val="18"/>
+              </w:rPr>
+              <w:t xml:space="preserve">•</w:t>
+            </w:r>
+            <w:r>
+              <w:rPr>
+                <w:rFonts w:ascii="Avenir Next" w:hAnsi="Avenir Next" w:cs="Avenir Next" w:eastAsia="Avenir Next"/>
+                <w:color w:val="1A1A1A"/>
                 <w:sz w:val="18"/>
                 <w:szCs w:val="18"/>
               </w:rPr>
-              <w:t xml:space="preserve">•</w:t>
-            </w:r>
-            <w:r>
-              <w:rPr>
-                <w:rFonts w:ascii="Avenir Next" w:hAnsi="Avenir Next" w:cs="Avenir Next" w:eastAsia="Avenir Next"/>
-                <w:color w:val="1A1A1A"/>
-                <w:sz w:val="18"/>
+              <w:tab/>
+            </w:r>
+            <w:r>
+              <w:rPr>
+                <w:rFonts w:ascii="Avenir Next" w:hAnsi="Avenir Next" w:cs="Avenir Next" w:eastAsia="Avenir Next"/>
+                <w:color w:val="1A1A1A"/>
+                <w:sz w:val="22"/>
                 <w:szCs w:val="18"/>
               </w:rPr>
-              <w:tab/>
-            </w:r>
-            <w:r>
-              <w:rPr>
-                <w:rFonts w:ascii="Avenir Next" w:hAnsi="Avenir Next" w:cs="Avenir Next" w:eastAsia="Avenir Next"/>
-                <w:color w:val="1A1A1A"/>
-                <w:sz w:val="18"/>
+              <w:t xml:space="preserve">The </w:t>
+            </w:r>
+            <w:r>
+              <w:rPr>
+                <w:rFonts w:ascii="Avenir Next" w:hAnsi="Avenir Next" w:cs="Avenir Next" w:eastAsia="Avenir Next"/>
+                <w:b/>
+                <w:color w:val="1A1A1A"/>
+                <w:sz w:val="22"/>
                 <w:szCs w:val="18"/>
               </w:rPr>
-              <w:t xml:space="preserve">The </w:t>
-            </w:r>
-            <w:r>
-              <w:rPr>
-                <w:rFonts w:ascii="Avenir Next" w:hAnsi="Avenir Next" w:cs="Avenir Next" w:eastAsia="Avenir Next"/>
-                <w:b/>
-                <w:color w:val="1A1A1A"/>
-                <w:sz w:val="18"/>
-                <w:szCs w:val="18"/>
-              </w:rPr>
               <w:t xml:space="preserve">peak</w:t>
             </w:r>
             <w:r>
               <w:rPr>
                 <w:rFonts w:ascii="Avenir Next" w:hAnsi="Avenir Next" w:cs="Avenir Next" w:eastAsia="Avenir Next"/>
                 <w:color w:val="1A1A1A"/>
-                <w:sz w:val="18"/>
+                <w:sz w:val="22"/>
                 <w:szCs w:val="18"/>
               </w:rPr>
               <w:t xml:space="preserve"> is the interval with the tallest bar. It shows where a typical value falls.</w:t>
@@ -250,73 +252,73 @@
                 <w:rFonts w:ascii="Avenir Next" w:hAnsi="Avenir Next" w:cs="Avenir Next" w:eastAsia="Avenir Next"/>
                 <w:b/>
                 <w:color w:val="003A70"/>
+                <w:sz w:val="22"/>
+                <w:szCs w:val="18"/>
+              </w:rPr>
+              <w:t xml:space="preserve">•</w:t>
+            </w:r>
+            <w:r>
+              <w:rPr>
+                <w:rFonts w:ascii="Avenir Next" w:hAnsi="Avenir Next" w:cs="Avenir Next" w:eastAsia="Avenir Next"/>
+                <w:color w:val="1A1A1A"/>
                 <w:sz w:val="18"/>
                 <w:szCs w:val="18"/>
               </w:rPr>
-              <w:t xml:space="preserve">•</w:t>
-            </w:r>
-            <w:r>
-              <w:rPr>
-                <w:rFonts w:ascii="Avenir Next" w:hAnsi="Avenir Next" w:cs="Avenir Next" w:eastAsia="Avenir Next"/>
-                <w:color w:val="1A1A1A"/>
-                <w:sz w:val="18"/>
+              <w:tab/>
+            </w:r>
+            <w:r>
+              <w:rPr>
+                <w:rFonts w:ascii="Avenir Next" w:hAnsi="Avenir Next" w:cs="Avenir Next" w:eastAsia="Avenir Next"/>
+                <w:b/>
+                <w:color w:val="1A1A1A"/>
+                <w:sz w:val="22"/>
                 <w:szCs w:val="18"/>
               </w:rPr>
-              <w:tab/>
-            </w:r>
-            <w:r>
-              <w:rPr>
-                <w:rFonts w:ascii="Avenir Next" w:hAnsi="Avenir Next" w:cs="Avenir Next" w:eastAsia="Avenir Next"/>
-                <w:b/>
-                <w:color w:val="1A1A1A"/>
-                <w:sz w:val="18"/>
+              <w:t xml:space="preserve">Symmetric</w:t>
+            </w:r>
+            <w:r>
+              <w:rPr>
+                <w:rFonts w:ascii="Avenir Next" w:hAnsi="Avenir Next" w:cs="Avenir Next" w:eastAsia="Avenir Next"/>
+                <w:color w:val="1A1A1A"/>
+                <w:sz w:val="22"/>
                 <w:szCs w:val="18"/>
               </w:rPr>
-              <w:t xml:space="preserve">Symmetric</w:t>
-            </w:r>
-            <w:r>
-              <w:rPr>
-                <w:rFonts w:ascii="Avenir Next" w:hAnsi="Avenir Next" w:cs="Avenir Next" w:eastAsia="Avenir Next"/>
-                <w:color w:val="1A1A1A"/>
-                <w:sz w:val="18"/>
+              <w:t xml:space="preserve">: both sides match. </w:t>
+            </w:r>
+            <w:r>
+              <w:rPr>
+                <w:rFonts w:ascii="Avenir Next" w:hAnsi="Avenir Next" w:cs="Avenir Next" w:eastAsia="Avenir Next"/>
+                <w:b/>
+                <w:color w:val="1A1A1A"/>
+                <w:sz w:val="22"/>
                 <w:szCs w:val="18"/>
               </w:rPr>
-              <w:t xml:space="preserve">: both sides match. </w:t>
-            </w:r>
-            <w:r>
-              <w:rPr>
-                <w:rFonts w:ascii="Avenir Next" w:hAnsi="Avenir Next" w:cs="Avenir Next" w:eastAsia="Avenir Next"/>
-                <w:b/>
-                <w:color w:val="1A1A1A"/>
-                <w:sz w:val="18"/>
+              <w:t xml:space="preserve">Skewed right/left</w:t>
+            </w:r>
+            <w:r>
+              <w:rPr>
+                <w:rFonts w:ascii="Avenir Next" w:hAnsi="Avenir Next" w:cs="Avenir Next" w:eastAsia="Avenir Next"/>
+                <w:color w:val="1A1A1A"/>
+                <w:sz w:val="22"/>
                 <w:szCs w:val="18"/>
               </w:rPr>
-              <w:t xml:space="preserve">Skewed right/left</w:t>
-            </w:r>
-            <w:r>
-              <w:rPr>
-                <w:rFonts w:ascii="Avenir Next" w:hAnsi="Avenir Next" w:cs="Avenir Next" w:eastAsia="Avenir Next"/>
-                <w:color w:val="1A1A1A"/>
-                <w:sz w:val="18"/>
+              <w:t xml:space="preserve">: the long </w:t>
+            </w:r>
+            <w:r>
+              <w:rPr>
+                <w:rFonts w:ascii="Avenir Next" w:hAnsi="Avenir Next" w:cs="Avenir Next" w:eastAsia="Avenir Next"/>
+                <w:b/>
+                <w:color w:val="1A1A1A"/>
+                <w:sz w:val="22"/>
                 <w:szCs w:val="18"/>
               </w:rPr>
-              <w:t xml:space="preserve">: the long </w:t>
-            </w:r>
-            <w:r>
-              <w:rPr>
-                <w:rFonts w:ascii="Avenir Next" w:hAnsi="Avenir Next" w:cs="Avenir Next" w:eastAsia="Avenir Next"/>
-                <w:b/>
-                <w:color w:val="1A1A1A"/>
-                <w:sz w:val="18"/>
-                <w:szCs w:val="18"/>
-              </w:rPr>
               <w:t xml:space="preserve">tail</w:t>
             </w:r>
             <w:r>
               <w:rPr>
                 <w:rFonts w:ascii="Avenir Next" w:hAnsi="Avenir Next" w:cs="Avenir Next" w:eastAsia="Avenir Next"/>
                 <w:color w:val="1A1A1A"/>
-                <w:sz w:val="18"/>
+                <w:sz w:val="22"/>
                 <w:szCs w:val="18"/>
               </w:rPr>
               <w:t xml:space="preserve"> points that way.</w:t>
@@ -335,25 +337,25 @@
                 <w:rFonts w:ascii="Avenir Next" w:hAnsi="Avenir Next" w:cs="Avenir Next" w:eastAsia="Avenir Next"/>
                 <w:b/>
                 <w:color w:val="003A70"/>
+                <w:sz w:val="22"/>
+                <w:szCs w:val="18"/>
+              </w:rPr>
+              <w:t xml:space="preserve">•</w:t>
+            </w:r>
+            <w:r>
+              <w:rPr>
+                <w:rFonts w:ascii="Avenir Next" w:hAnsi="Avenir Next" w:cs="Avenir Next" w:eastAsia="Avenir Next"/>
+                <w:color w:val="1A1A1A"/>
                 <w:sz w:val="18"/>
                 <w:szCs w:val="18"/>
               </w:rPr>
-              <w:t xml:space="preserve">•</w:t>
-            </w:r>
-            <w:r>
-              <w:rPr>
-                <w:rFonts w:ascii="Avenir Next" w:hAnsi="Avenir Next" w:cs="Avenir Next" w:eastAsia="Avenir Next"/>
-                <w:color w:val="1A1A1A"/>
-                <w:sz w:val="18"/>
-                <w:szCs w:val="18"/>
-              </w:rPr>
               <w:tab/>
             </w:r>
             <w:r>
               <w:rPr>
                 <w:rFonts w:ascii="Avenir Next" w:hAnsi="Avenir Next" w:cs="Avenir Next" w:eastAsia="Avenir Next"/>
                 <w:color w:val="1A1A1A"/>
-                <w:sz w:val="18"/>
+                <w:sz w:val="22"/>
                 <w:szCs w:val="18"/>
               </w:rPr>
               <w:t xml:space="preserve">A bar shows how many values are in an interval, not one exact value.</w:t>
@@ -368,6 +370,7 @@
           </w:tcPr>
           <w:p>
             <w:pPr>
+              <w:pStyle w:val="Heading2"/>
               <w:spacing w:before="0" w:after="40" w:line="264" w:lineRule="auto"/>
             </w:pPr>
             <w:r>
@@ -390,7 +393,7 @@
               <w:rPr>
                 <w:rFonts w:ascii="Avenir Next" w:hAnsi="Avenir Next" w:cs="Avenir Next" w:eastAsia="Avenir Next"/>
                 <w:color w:val="1A1A1A"/>
-                <w:sz w:val="17"/>
+                <w:sz w:val="22"/>
                 <w:szCs w:val="17"/>
               </w:rPr>
               <w:t xml:space="preserve">Bars of 9, 5, 2, 1, 1 sit over 0–9, 10–19, 20–29, 30–39, 40–49. Describe the shape.</w:t>
@@ -409,25 +412,25 @@
                 <w:rFonts w:ascii="Avenir Next" w:hAnsi="Avenir Next" w:cs="Avenir Next" w:eastAsia="Avenir Next"/>
                 <w:b/>
                 <w:color w:val="003A70"/>
+                <w:sz w:val="22"/>
+                <w:szCs w:val="17"/>
+              </w:rPr>
+              <w:t xml:space="preserve">Step 1</w:t>
+            </w:r>
+            <w:r>
+              <w:rPr>
+                <w:rFonts w:ascii="Avenir Next" w:hAnsi="Avenir Next" w:cs="Avenir Next" w:eastAsia="Avenir Next"/>
+                <w:color w:val="1A1A1A"/>
                 <w:sz w:val="17"/>
                 <w:szCs w:val="17"/>
               </w:rPr>
-              <w:t xml:space="preserve">Step 1</w:t>
-            </w:r>
-            <w:r>
-              <w:rPr>
-                <w:rFonts w:ascii="Avenir Next" w:hAnsi="Avenir Next" w:cs="Avenir Next" w:eastAsia="Avenir Next"/>
-                <w:color w:val="1A1A1A"/>
-                <w:sz w:val="17"/>
-                <w:szCs w:val="17"/>
-              </w:rPr>
               <w:tab/>
             </w:r>
             <w:r>
               <w:rPr>
                 <w:rFonts w:ascii="Avenir Next" w:hAnsi="Avenir Next" w:cs="Avenir Next" w:eastAsia="Avenir Next"/>
                 <w:color w:val="1A1A1A"/>
-                <w:sz w:val="17"/>
+                <w:sz w:val="22"/>
                 <w:szCs w:val="17"/>
               </w:rPr>
               <w:t xml:space="preserve">The tallest bar is over 0–9, so 0–9 is the peak.</w:t>
@@ -446,25 +449,25 @@
                 <w:rFonts w:ascii="Avenir Next" w:hAnsi="Avenir Next" w:cs="Avenir Next" w:eastAsia="Avenir Next"/>
                 <w:b/>
                 <w:color w:val="003A70"/>
+                <w:sz w:val="22"/>
+                <w:szCs w:val="17"/>
+              </w:rPr>
+              <w:t xml:space="preserve">Step 2</w:t>
+            </w:r>
+            <w:r>
+              <w:rPr>
+                <w:rFonts w:ascii="Avenir Next" w:hAnsi="Avenir Next" w:cs="Avenir Next" w:eastAsia="Avenir Next"/>
+                <w:color w:val="1A1A1A"/>
                 <w:sz w:val="17"/>
                 <w:szCs w:val="17"/>
               </w:rPr>
-              <w:t xml:space="preserve">Step 2</w:t>
-            </w:r>
-            <w:r>
-              <w:rPr>
-                <w:rFonts w:ascii="Avenir Next" w:hAnsi="Avenir Next" w:cs="Avenir Next" w:eastAsia="Avenir Next"/>
-                <w:color w:val="1A1A1A"/>
-                <w:sz w:val="17"/>
-                <w:szCs w:val="17"/>
-              </w:rPr>
               <w:tab/>
             </w:r>
             <w:r>
               <w:rPr>
                 <w:rFonts w:ascii="Avenir Next" w:hAnsi="Avenir Next" w:cs="Avenir Next" w:eastAsia="Avenir Next"/>
                 <w:color w:val="1A1A1A"/>
-                <w:sz w:val="17"/>
+                <w:sz w:val="22"/>
                 <w:szCs w:val="17"/>
               </w:rPr>
               <w:t xml:space="preserve">The bars shrink toward the greater values: the tail is on the right.</w:t>
@@ -483,18 +486,18 @@
                 <w:rFonts w:ascii="Avenir Next" w:hAnsi="Avenir Next" w:cs="Avenir Next" w:eastAsia="Avenir Next"/>
                 <w:b/>
                 <w:color w:val="1A1A1A"/>
+                <w:sz w:val="22"/>
+                <w:szCs w:val="17"/>
+              </w:rPr>
+              <w:t xml:space="preserve">Answer</w:t>
+            </w:r>
+            <w:r>
+              <w:rPr>
+                <w:rFonts w:ascii="Avenir Next" w:hAnsi="Avenir Next" w:cs="Avenir Next" w:eastAsia="Avenir Next"/>
+                <w:color w:val="1A1A1A"/>
                 <w:sz w:val="17"/>
                 <w:szCs w:val="17"/>
               </w:rPr>
-              <w:t xml:space="preserve">Answer</w:t>
-            </w:r>
-            <w:r>
-              <w:rPr>
-                <w:rFonts w:ascii="Avenir Next" w:hAnsi="Avenir Next" w:cs="Avenir Next" w:eastAsia="Avenir Next"/>
-                <w:color w:val="1A1A1A"/>
-                <w:sz w:val="17"/>
-                <w:szCs w:val="17"/>
-              </w:rPr>
               <w:tab/>
             </w:r>
             <w:r>
@@ -502,7 +505,7 @@
                 <w:rFonts w:ascii="Avenir Next" w:hAnsi="Avenir Next" w:cs="Avenir Next" w:eastAsia="Avenir Next"/>
                 <w:b/>
                 <w:color w:val="1A1A1A"/>
-                <w:sz w:val="17"/>
+                <w:sz w:val="22"/>
                 <w:szCs w:val="17"/>
               </w:rPr>
               <w:t xml:space="preserve">Skewed right; most values are 0–9</w:t>
@@ -531,7 +534,7 @@
           <w:rFonts w:ascii="Avenir Next" w:hAnsi="Avenir Next" w:cs="Avenir Next" w:eastAsia="Avenir Next"/>
           <w:b/>
           <w:color w:val="1A1A1A"/>
-          <w:sz w:val="17"/>
+          <w:sz w:val="22"/>
           <w:szCs w:val="17"/>
         </w:rPr>
         <w:t xml:space="preserve">peak</w:t>
@@ -541,7 +544,7 @@
           <w:rFonts w:ascii="Avenir Next" w:hAnsi="Avenir Next" w:cs="Avenir Next" w:eastAsia="Avenir Next"/>
           <w:i/>
           <w:color w:val="5A5F66"/>
-          <w:sz w:val="17"/>
+          <w:sz w:val="22"/>
           <w:szCs w:val="17"/>
         </w:rPr>
         <w:t xml:space="preserve"> (pico)</w:t>
@@ -550,7 +553,7 @@
         <w:rPr>
           <w:rFonts w:ascii="Avenir Next" w:hAnsi="Avenir Next" w:cs="Avenir Next" w:eastAsia="Avenir Next"/>
           <w:color w:val="5A5F66"/>
-          <w:sz w:val="17"/>
+          <w:sz w:val="22"/>
           <w:szCs w:val="17"/>
         </w:rPr>
         <w:t xml:space="preserve">   ·   </w:t>
@@ -560,7 +563,7 @@
           <w:rFonts w:ascii="Avenir Next" w:hAnsi="Avenir Next" w:cs="Avenir Next" w:eastAsia="Avenir Next"/>
           <w:b/>
           <w:color w:val="1A1A1A"/>
-          <w:sz w:val="17"/>
+          <w:sz w:val="22"/>
           <w:szCs w:val="17"/>
         </w:rPr>
         <w:t xml:space="preserve">symmetric</w:t>
@@ -570,7 +573,7 @@
           <w:rFonts w:ascii="Avenir Next" w:hAnsi="Avenir Next" w:cs="Avenir Next" w:eastAsia="Avenir Next"/>
           <w:i/>
           <w:color w:val="5A5F66"/>
-          <w:sz w:val="17"/>
+          <w:sz w:val="22"/>
           <w:szCs w:val="17"/>
         </w:rPr>
         <w:t xml:space="preserve"> (simétrico)</w:t>
@@ -579,7 +582,7 @@
         <w:rPr>
           <w:rFonts w:ascii="Avenir Next" w:hAnsi="Avenir Next" w:cs="Avenir Next" w:eastAsia="Avenir Next"/>
           <w:color w:val="5A5F66"/>
-          <w:sz w:val="17"/>
+          <w:sz w:val="22"/>
           <w:szCs w:val="17"/>
         </w:rPr>
         <w:t xml:space="preserve">   ·   </w:t>
@@ -589,7 +592,7 @@
           <w:rFonts w:ascii="Avenir Next" w:hAnsi="Avenir Next" w:cs="Avenir Next" w:eastAsia="Avenir Next"/>
           <w:b/>
           <w:color w:val="1A1A1A"/>
-          <w:sz w:val="17"/>
+          <w:sz w:val="22"/>
           <w:szCs w:val="17"/>
         </w:rPr>
         <w:t xml:space="preserve">skewed right</w:t>
@@ -599,7 +602,7 @@
           <w:rFonts w:ascii="Avenir Next" w:hAnsi="Avenir Next" w:cs="Avenir Next" w:eastAsia="Avenir Next"/>
           <w:i/>
           <w:color w:val="5A5F66"/>
-          <w:sz w:val="17"/>
+          <w:sz w:val="22"/>
           <w:szCs w:val="17"/>
         </w:rPr>
         <w:t xml:space="preserve"> (sesgado a la derecha)</w:t>
@@ -608,7 +611,7 @@
         <w:rPr>
           <w:rFonts w:ascii="Avenir Next" w:hAnsi="Avenir Next" w:cs="Avenir Next" w:eastAsia="Avenir Next"/>
           <w:color w:val="5A5F66"/>
-          <w:sz w:val="17"/>
+          <w:sz w:val="22"/>
           <w:szCs w:val="17"/>
         </w:rPr>
         <w:t xml:space="preserve">   ·   </w:t>
@@ -618,7 +621,7 @@
           <w:rFonts w:ascii="Avenir Next" w:hAnsi="Avenir Next" w:cs="Avenir Next" w:eastAsia="Avenir Next"/>
           <w:b/>
           <w:color w:val="1A1A1A"/>
-          <w:sz w:val="17"/>
+          <w:sz w:val="22"/>
           <w:szCs w:val="17"/>
         </w:rPr>
         <w:t xml:space="preserve">skewed left</w:t>
@@ -628,7 +631,7 @@
           <w:rFonts w:ascii="Avenir Next" w:hAnsi="Avenir Next" w:cs="Avenir Next" w:eastAsia="Avenir Next"/>
           <w:i/>
           <w:color w:val="5A5F66"/>
-          <w:sz w:val="17"/>
+          <w:sz w:val="22"/>
           <w:szCs w:val="17"/>
         </w:rPr>
         <w:t xml:space="preserve"> (sesgado a la izquierda)</w:t>
@@ -636,6 +639,7 @@
     </w:p>
     <w:p>
       <w:pPr>
+        <w:pStyle w:val="Heading2"/>
         <w:keepNext/>
         <w:pBdr>
           <w:bottom w:val="single" w:sz="8" w:space="3" w:color="003A70"/>
@@ -651,7 +655,7 @@
           <w:b/>
           <w:color w:val="003A70"/>
           <w:spacing w:val="14"/>
-          <w:sz w:val="19"/>
+          <w:sz w:val="22"/>
           <w:szCs w:val="19"/>
         </w:rPr>
         <w:t xml:space="preserve">PRACTICE</w:t>
@@ -670,7 +674,7 @@
           <w:rFonts w:ascii="Avenir Next" w:hAnsi="Avenir Next" w:cs="Avenir Next" w:eastAsia="Avenir Next"/>
           <w:i/>
           <w:color w:val="5A5F66"/>
-          <w:sz w:val="17"/>
+          <w:sz w:val="22"/>
           <w:szCs w:val="17"/>
         </w:rPr>
         <w:t xml:space="preserve">show your work · label units</w:t>
@@ -678,7 +682,7 @@
     </w:p>
     <w:p>
       <w:pPr>
-        <w:spacing w:before="0" w:after="0" w:line="20" w:lineRule="exact"/>
+        <w:spacing w:before="0" w:after="0" w:line="50" w:lineRule="exact"/>
       </w:pPr>
     </w:p>
     <w:tbl>
@@ -728,35 +732,35 @@
                 <w:rFonts w:ascii="Avenir Next" w:hAnsi="Avenir Next" w:cs="Avenir Next" w:eastAsia="Avenir Next"/>
                 <w:b/>
                 <w:color w:val="1A1A1A"/>
+                <w:sz w:val="22"/>
+                <w:szCs w:val="20"/>
+              </w:rPr>
+              <w:t xml:space="preserve">1.</w:t>
+            </w:r>
+            <w:r>
+              <w:rPr>
+                <w:rFonts w:ascii="Avenir Next" w:hAnsi="Avenir Next" w:cs="Avenir Next" w:eastAsia="Avenir Next"/>
+                <w:color w:val="1A1A1A"/>
                 <w:sz w:val="20"/>
                 <w:szCs w:val="20"/>
               </w:rPr>
-              <w:t xml:space="preserve">1.</w:t>
-            </w:r>
-            <w:r>
-              <w:rPr>
-                <w:rFonts w:ascii="Avenir Next" w:hAnsi="Avenir Next" w:cs="Avenir Next" w:eastAsia="Avenir Next"/>
-                <w:color w:val="1A1A1A"/>
-                <w:sz w:val="20"/>
+              <w:tab/>
+            </w:r>
+            <w:r>
+              <w:rPr>
+                <w:rFonts w:ascii="Avenir Next" w:hAnsi="Avenir Next" w:cs="Avenir Next" w:eastAsia="Avenir Next"/>
+                <w:b/>
+                <w:color w:val="1A1A1A"/>
+                <w:sz w:val="22"/>
                 <w:szCs w:val="20"/>
               </w:rPr>
-              <w:tab/>
-            </w:r>
-            <w:r>
-              <w:rPr>
-                <w:rFonts w:ascii="Avenir Next" w:hAnsi="Avenir Next" w:cs="Avenir Next" w:eastAsia="Avenir Next"/>
-                <w:b/>
-                <w:color w:val="1A1A1A"/>
-                <w:sz w:val="20"/>
-                <w:szCs w:val="20"/>
-              </w:rPr>
               <w:t xml:space="preserve">Tomato Plants.</w:t>
             </w:r>
             <w:r>
               <w:rPr>
                 <w:rFonts w:ascii="Avenir Next" w:hAnsi="Avenir Next" w:cs="Avenir Next" w:eastAsia="Avenir Next"/>
                 <w:color w:val="1A1A1A"/>
-                <w:sz w:val="20"/>
+                <w:sz w:val="22"/>
                 <w:szCs w:val="20"/>
               </w:rPr>
               <w:t xml:space="preserve">  Heights (cm): 14, 22, 18, 26, 17, 21, 12, 20, 24. Find each frequency. Then name the peak and the shape.</w:t>
@@ -773,7 +777,7 @@
                 <w:rFonts w:ascii="Avenir Next" w:hAnsi="Avenir Next" w:cs="Avenir Next" w:eastAsia="Avenir Next"/>
                 <w:b/>
                 <w:color w:val="003A70"/>
-                <w:sz w:val="17"/>
+                <w:sz w:val="22"/>
                 <w:szCs w:val="17"/>
               </w:rPr>
               <w:t xml:space="preserve">Hint  </w:t>
@@ -783,7 +787,7 @@
                 <w:rFonts w:ascii="Avenir Next" w:hAnsi="Avenir Next" w:cs="Avenir Next" w:eastAsia="Avenir Next"/>
                 <w:i/>
                 <w:color w:val="5A5F66"/>
-                <w:sz w:val="17"/>
+                <w:sz w:val="22"/>
                 <w:szCs w:val="17"/>
               </w:rPr>
               <w:t xml:space="preserve">Tally first, then find the tallest bar.</w:t>
@@ -839,7 +843,7 @@
                       <w:rFonts w:ascii="Avenir Next" w:hAnsi="Avenir Next" w:cs="Avenir Next" w:eastAsia="Avenir Next"/>
                       <w:b/>
                       <w:color w:val="003A70"/>
-                      <w:sz w:val="20"/>
+                      <w:sz w:val="22"/>
                       <w:szCs w:val="20"/>
                     </w:rPr>
                     <w:t xml:space="preserve">a.</w:t>
@@ -857,7 +861,7 @@
                     <w:rPr>
                       <w:rFonts w:ascii="Avenir Next" w:hAnsi="Avenir Next" w:cs="Avenir Next" w:eastAsia="Avenir Next"/>
                       <w:color w:val="1A1A1A"/>
-                      <w:sz w:val="20"/>
+                      <w:sz w:val="22"/>
                       <w:szCs w:val="20"/>
                     </w:rPr>
                     <w:t xml:space="preserve">10–14:</w:t>
@@ -901,7 +905,7 @@
                       <w:rFonts w:ascii="Avenir Next" w:hAnsi="Avenir Next" w:cs="Avenir Next" w:eastAsia="Avenir Next"/>
                       <w:b/>
                       <w:color w:val="003A70"/>
-                      <w:sz w:val="20"/>
+                      <w:sz w:val="22"/>
                       <w:szCs w:val="20"/>
                     </w:rPr>
                     <w:t xml:space="preserve">b.</w:t>
@@ -919,7 +923,7 @@
                     <w:rPr>
                       <w:rFonts w:ascii="Avenir Next" w:hAnsi="Avenir Next" w:cs="Avenir Next" w:eastAsia="Avenir Next"/>
                       <w:color w:val="1A1A1A"/>
-                      <w:sz w:val="20"/>
+                      <w:sz w:val="22"/>
                       <w:szCs w:val="20"/>
                     </w:rPr>
                     <w:t xml:space="preserve">15–19:</w:t>
@@ -963,7 +967,7 @@
                       <w:rFonts w:ascii="Avenir Next" w:hAnsi="Avenir Next" w:cs="Avenir Next" w:eastAsia="Avenir Next"/>
                       <w:b/>
                       <w:color w:val="003A70"/>
-                      <w:sz w:val="20"/>
+                      <w:sz w:val="22"/>
                       <w:szCs w:val="20"/>
                     </w:rPr>
                     <w:t xml:space="preserve">c.</w:t>
@@ -981,7 +985,7 @@
                     <w:rPr>
                       <w:rFonts w:ascii="Avenir Next" w:hAnsi="Avenir Next" w:cs="Avenir Next" w:eastAsia="Avenir Next"/>
                       <w:color w:val="1A1A1A"/>
-                      <w:sz w:val="20"/>
+                      <w:sz w:val="22"/>
                       <w:szCs w:val="20"/>
                     </w:rPr>
                     <w:t xml:space="preserve">20–24:</w:t>
@@ -1031,7 +1035,7 @@
                       <w:rFonts w:ascii="Avenir Next" w:hAnsi="Avenir Next" w:cs="Avenir Next" w:eastAsia="Avenir Next"/>
                       <w:b/>
                       <w:color w:val="003A70"/>
-                      <w:sz w:val="20"/>
+                      <w:sz w:val="22"/>
                       <w:szCs w:val="20"/>
                     </w:rPr>
                     <w:t xml:space="preserve">d.</w:t>
@@ -1049,7 +1053,7 @@
                     <w:rPr>
                       <w:rFonts w:ascii="Avenir Next" w:hAnsi="Avenir Next" w:cs="Avenir Next" w:eastAsia="Avenir Next"/>
                       <w:color w:val="1A1A1A"/>
-                      <w:sz w:val="20"/>
+                      <w:sz w:val="22"/>
                       <w:szCs w:val="20"/>
                     </w:rPr>
                     <w:t xml:space="preserve">25–29:</w:t>
@@ -1093,7 +1097,7 @@
                       <w:rFonts w:ascii="Avenir Next" w:hAnsi="Avenir Next" w:cs="Avenir Next" w:eastAsia="Avenir Next"/>
                       <w:b/>
                       <w:color w:val="003A70"/>
-                      <w:sz w:val="20"/>
+                      <w:sz w:val="22"/>
                       <w:szCs w:val="20"/>
                     </w:rPr>
                     <w:t xml:space="preserve">e.</w:t>
@@ -1111,7 +1115,7 @@
                     <w:rPr>
                       <w:rFonts w:ascii="Avenir Next" w:hAnsi="Avenir Next" w:cs="Avenir Next" w:eastAsia="Avenir Next"/>
                       <w:color w:val="1A1A1A"/>
-                      <w:sz w:val="20"/>
+                      <w:sz w:val="22"/>
                       <w:szCs w:val="20"/>
                     </w:rPr>
                     <w:t xml:space="preserve">Peak:</w:t>
@@ -1155,7 +1159,7 @@
                       <w:rFonts w:ascii="Avenir Next" w:hAnsi="Avenir Next" w:cs="Avenir Next" w:eastAsia="Avenir Next"/>
                       <w:b/>
                       <w:color w:val="003A70"/>
-                      <w:sz w:val="20"/>
+                      <w:sz w:val="22"/>
                       <w:szCs w:val="20"/>
                     </w:rPr>
                     <w:t xml:space="preserve">f.</w:t>
@@ -1173,7 +1177,7 @@
                     <w:rPr>
                       <w:rFonts w:ascii="Avenir Next" w:hAnsi="Avenir Next" w:cs="Avenir Next" w:eastAsia="Avenir Next"/>
                       <w:color w:val="1A1A1A"/>
-                      <w:sz w:val="20"/>
+                      <w:sz w:val="22"/>
                       <w:szCs w:val="20"/>
                     </w:rPr>
                     <w:t xml:space="preserve">Shape:</w:t>
@@ -1203,7 +1207,7 @@
           </w:tbl>
           <w:p>
             <w:pPr>
-              <w:spacing w:before="0" w:after="0" w:line="24" w:lineRule="auto"/>
+              <w:spacing w:before="0" w:after="0" w:line="50" w:lineRule="exact"/>
             </w:pPr>
           </w:p>
         </w:tc>
@@ -1211,12 +1215,12 @@
     </w:tbl>
     <w:p>
       <w:pPr>
-        <w:spacing w:before="0" w:after="0" w:line="20" w:lineRule="exact"/>
+        <w:spacing w:before="0" w:after="0" w:line="50" w:lineRule="exact"/>
       </w:pPr>
     </w:p>
     <w:p>
       <w:pPr>
-        <w:spacing w:before="0" w:after="0" w:line="20" w:lineRule="exact"/>
+        <w:spacing w:before="0" w:after="0" w:line="50" w:lineRule="exact"/>
       </w:pPr>
     </w:p>
     <w:tbl>
@@ -1300,7 +1304,7 @@
                       <w:rFonts w:ascii="Avenir Next" w:hAnsi="Avenir Next" w:cs="Avenir Next" w:eastAsia="Avenir Next"/>
                       <w:b/>
                       <w:color w:val="1A1A1A"/>
-                      <w:sz w:val="20"/>
+                      <w:sz w:val="22"/>
                       <w:szCs w:val="20"/>
                     </w:rPr>
                     <w:t xml:space="preserve">2.</w:t>
@@ -1319,7 +1323,7 @@
                       <w:rFonts w:ascii="Avenir Next" w:hAnsi="Avenir Next" w:cs="Avenir Next" w:eastAsia="Avenir Next"/>
                       <w:b/>
                       <w:color w:val="1A1A1A"/>
-                      <w:sz w:val="20"/>
+                      <w:sz w:val="22"/>
                       <w:szCs w:val="20"/>
                     </w:rPr>
                     <w:t xml:space="preserve">Cabbage Weights.  </w:t>
@@ -1328,7 +1332,7 @@
                     <w:rPr>
                       <w:rFonts w:ascii="Avenir Next" w:hAnsi="Avenir Next" w:cs="Avenir Next" w:eastAsia="Avenir Next"/>
                       <w:color w:val="1A1A1A"/>
-                      <w:sz w:val="20"/>
+                      <w:sz w:val="22"/>
                       <w:szCs w:val="20"/>
                     </w:rPr>
                     <w:t xml:space="preserve">The histogram shows the weights of the cabbages in a garden.</w:t>
@@ -1348,7 +1352,7 @@
                       <w:rFonts w:ascii="Avenir Next" w:hAnsi="Avenir Next" w:cs="Avenir Next" w:eastAsia="Avenir Next"/>
                       <w:b/>
                       <w:color w:val="003A70"/>
-                      <w:sz w:val="20"/>
+                      <w:sz w:val="22"/>
                       <w:szCs w:val="20"/>
                     </w:rPr>
                     <w:t xml:space="preserve">a.</w:t>
@@ -1366,7 +1370,7 @@
                     <w:rPr>
                       <w:rFonts w:ascii="Avenir Next" w:hAnsi="Avenir Next" w:cs="Avenir Next" w:eastAsia="Avenir Next"/>
                       <w:color w:val="1A1A1A"/>
-                      <w:sz w:val="20"/>
+                      <w:sz w:val="22"/>
                       <w:szCs w:val="20"/>
                     </w:rPr>
                     <w:t xml:space="preserve">Peak interval:</w:t>
@@ -1394,7 +1398,7 @@
                     <w:rPr>
                       <w:rFonts w:ascii="Avenir Next" w:hAnsi="Avenir Next" w:cs="Avenir Next" w:eastAsia="Avenir Next"/>
                       <w:color w:val="1A1A1A"/>
-                      <w:sz w:val="20"/>
+                      <w:sz w:val="22"/>
                       <w:szCs w:val="20"/>
                     </w:rPr>
                     <w:t xml:space="preserve"> lb</w:t>
@@ -1414,7 +1418,7 @@
                       <w:rFonts w:ascii="Avenir Next" w:hAnsi="Avenir Next" w:cs="Avenir Next" w:eastAsia="Avenir Next"/>
                       <w:b/>
                       <w:color w:val="003A70"/>
-                      <w:sz w:val="20"/>
+                      <w:sz w:val="22"/>
                       <w:szCs w:val="20"/>
                     </w:rPr>
                     <w:t xml:space="preserve">b.</w:t>
@@ -1432,7 +1436,7 @@
                     <w:rPr>
                       <w:rFonts w:ascii="Avenir Next" w:hAnsi="Avenir Next" w:cs="Avenir Next" w:eastAsia="Avenir Next"/>
                       <w:color w:val="1A1A1A"/>
-                      <w:sz w:val="20"/>
+                      <w:sz w:val="22"/>
                       <w:szCs w:val="20"/>
                     </w:rPr>
                     <w:t xml:space="preserve">Cabbages in all:</w:t>
@@ -1471,7 +1475,7 @@
                       <w:rFonts w:ascii="Avenir Next" w:hAnsi="Avenir Next" w:cs="Avenir Next" w:eastAsia="Avenir Next"/>
                       <w:b/>
                       <w:color w:val="003A70"/>
-                      <w:sz w:val="20"/>
+                      <w:sz w:val="22"/>
                       <w:szCs w:val="20"/>
                     </w:rPr>
                     <w:t xml:space="preserve">c.</w:t>
@@ -1489,7 +1493,7 @@
                     <w:rPr>
                       <w:rFonts w:ascii="Avenir Next" w:hAnsi="Avenir Next" w:cs="Avenir Next" w:eastAsia="Avenir Next"/>
                       <w:color w:val="1A1A1A"/>
-                      <w:sz w:val="20"/>
+                      <w:sz w:val="22"/>
                       <w:szCs w:val="20"/>
                     </w:rPr>
                     <w:t xml:space="preserve">Shape:</w:t>
@@ -1529,7 +1533,7 @@
                     <w:drawing>
                       <wp:inline distT="0" distB="0" distL="0" distR="0">
                         <wp:extent cx="2194560" cy="1355463"/>
-                        <wp:docPr id="1" name="Figure 1"/>
+                        <wp:docPr id="1" name="Figure 1" descr="Histogram. Horizontal axis: Weight (lb); vertical axis: frequency. Bar intervals and frequencies: 1 to 2: 6; 3 to 4: 5; 5 to 6: 2; 7 to 8: 1."/>
                         <a:graphic xmlns:a="http://schemas.openxmlformats.org/drawingml/2006/main">
                           <a:graphicData uri="http://schemas.openxmlformats.org/drawingml/2006/picture">
                             <pic:pic xmlns:pic="http://schemas.openxmlformats.org/drawingml/2006/picture">
@@ -1564,7 +1568,7 @@
           </w:tbl>
           <w:p>
             <w:pPr>
-              <w:spacing w:before="0" w:after="0" w:line="24" w:lineRule="auto"/>
+              <w:spacing w:before="0" w:after="0" w:line="50" w:lineRule="exact"/>
             </w:pPr>
           </w:p>
         </w:tc>
@@ -1572,12 +1576,12 @@
     </w:tbl>
     <w:p>
       <w:pPr>
-        <w:spacing w:before="0" w:after="0" w:line="20" w:lineRule="exact"/>
+        <w:spacing w:before="0" w:after="0" w:line="50" w:lineRule="exact"/>
       </w:pPr>
     </w:p>
     <w:p>
       <w:pPr>
-        <w:spacing w:before="0" w:after="0" w:line="20" w:lineRule="exact"/>
+        <w:spacing w:before="0" w:after="0" w:line="50" w:lineRule="exact"/>
       </w:pPr>
     </w:p>
     <w:tbl>
@@ -1661,7 +1665,7 @@
                       <w:rFonts w:ascii="Avenir Next" w:hAnsi="Avenir Next" w:cs="Avenir Next" w:eastAsia="Avenir Next"/>
                       <w:b/>
                       <w:color w:val="1A1A1A"/>
-                      <w:sz w:val="20"/>
+                      <w:sz w:val="22"/>
                       <w:szCs w:val="20"/>
                     </w:rPr>
                     <w:t xml:space="preserve">3.</w:t>
@@ -1680,7 +1684,7 @@
                       <w:rFonts w:ascii="Avenir Next" w:hAnsi="Avenir Next" w:cs="Avenir Next" w:eastAsia="Avenir Next"/>
                       <w:b/>
                       <w:color w:val="1A1A1A"/>
-                      <w:sz w:val="20"/>
+                      <w:sz w:val="22"/>
                       <w:szCs w:val="20"/>
                     </w:rPr>
                     <w:t xml:space="preserve">Museum Visitors.  </w:t>
@@ -1689,7 +1693,7 @@
                     <w:rPr>
                       <w:rFonts w:ascii="Avenir Next" w:hAnsi="Avenir Next" w:cs="Avenir Next" w:eastAsia="Avenir Next"/>
                       <w:color w:val="1A1A1A"/>
-                      <w:sz w:val="20"/>
+                      <w:sz w:val="22"/>
                       <w:szCs w:val="20"/>
                     </w:rPr>
                     <w:t xml:space="preserve">Each bar counts days. Which interval holds a typical day? Describe the shape.</w:t>
@@ -1706,7 +1710,7 @@
                       <w:rFonts w:ascii="Avenir Next" w:hAnsi="Avenir Next" w:cs="Avenir Next" w:eastAsia="Avenir Next"/>
                       <w:b/>
                       <w:color w:val="003A70"/>
-                      <w:sz w:val="17"/>
+                      <w:sz w:val="22"/>
                       <w:szCs w:val="17"/>
                     </w:rPr>
                     <w:t xml:space="preserve">Hint  </w:t>
@@ -1716,7 +1720,7 @@
                       <w:rFonts w:ascii="Avenir Next" w:hAnsi="Avenir Next" w:cs="Avenir Next" w:eastAsia="Avenir Next"/>
                       <w:i/>
                       <w:color w:val="5A5F66"/>
-                      <w:sz w:val="17"/>
+                      <w:sz w:val="22"/>
                       <w:szCs w:val="17"/>
                     </w:rPr>
                     <w:t xml:space="preserve">The tallest bar shows a typical day.</w:t>
@@ -1736,7 +1740,7 @@
                       <w:rFonts w:ascii="Avenir Next" w:hAnsi="Avenir Next" w:cs="Avenir Next" w:eastAsia="Avenir Next"/>
                       <w:b/>
                       <w:color w:val="003A70"/>
-                      <w:sz w:val="20"/>
+                      <w:sz w:val="22"/>
                       <w:szCs w:val="20"/>
                     </w:rPr>
                     <w:t xml:space="preserve">a.</w:t>
@@ -1754,7 +1758,7 @@
                     <w:rPr>
                       <w:rFonts w:ascii="Avenir Next" w:hAnsi="Avenir Next" w:cs="Avenir Next" w:eastAsia="Avenir Next"/>
                       <w:color w:val="1A1A1A"/>
-                      <w:sz w:val="20"/>
+                      <w:sz w:val="22"/>
                       <w:szCs w:val="20"/>
                     </w:rPr>
                     <w:t xml:space="preserve">Typical day:</w:t>
@@ -1793,7 +1797,7 @@
                       <w:rFonts w:ascii="Avenir Next" w:hAnsi="Avenir Next" w:cs="Avenir Next" w:eastAsia="Avenir Next"/>
                       <w:b/>
                       <w:color w:val="003A70"/>
-                      <w:sz w:val="20"/>
+                      <w:sz w:val="22"/>
                       <w:szCs w:val="20"/>
                     </w:rPr>
                     <w:t xml:space="preserve">b.</w:t>
@@ -1811,7 +1815,7 @@
                     <w:rPr>
                       <w:rFonts w:ascii="Avenir Next" w:hAnsi="Avenir Next" w:cs="Avenir Next" w:eastAsia="Avenir Next"/>
                       <w:color w:val="1A1A1A"/>
-                      <w:sz w:val="20"/>
+                      <w:sz w:val="22"/>
                       <w:szCs w:val="20"/>
                     </w:rPr>
                     <w:t xml:space="preserve">Shape:</w:t>
@@ -1851,7 +1855,7 @@
                     <w:drawing>
                       <wp:inline distT="0" distB="0" distL="0" distR="0">
                         <wp:extent cx="2194560" cy="1355463"/>
-                        <wp:docPr id="2" name="Figure 2"/>
+                        <wp:docPr id="2" name="Figure 2" descr="Histogram. Horizontal axis: Visitors per day; vertical axis: Days. Bar intervals and frequencies: 20 to 29: 3; 30 to 39: 8; 40 to 49: 3; 50 to 59: 1."/>
                         <a:graphic xmlns:a="http://schemas.openxmlformats.org/drawingml/2006/main">
                           <a:graphicData uri="http://schemas.openxmlformats.org/drawingml/2006/picture">
                             <pic:pic xmlns:pic="http://schemas.openxmlformats.org/drawingml/2006/picture">
@@ -1886,7 +1890,7 @@
           </w:tbl>
           <w:p>
             <w:pPr>
-              <w:spacing w:before="0" w:after="0" w:line="24" w:lineRule="auto"/>
+              <w:spacing w:before="0" w:after="0" w:line="50" w:lineRule="exact"/>
             </w:pPr>
           </w:p>
         </w:tc>
@@ -1894,12 +1898,12 @@
     </w:tbl>
     <w:p>
       <w:pPr>
-        <w:spacing w:before="0" w:after="0" w:line="20" w:lineRule="exact"/>
+        <w:spacing w:before="0" w:after="0" w:line="50" w:lineRule="exact"/>
       </w:pPr>
     </w:p>
     <w:p>
       <w:pPr>
-        <w:spacing w:before="0" w:after="0" w:line="20" w:lineRule="exact"/>
+        <w:spacing w:before="0" w:after="0" w:line="50" w:lineRule="exact"/>
       </w:pPr>
     </w:p>
     <w:tbl>
@@ -1950,35 +1954,35 @@
                 <w:rFonts w:ascii="Avenir Next" w:hAnsi="Avenir Next" w:cs="Avenir Next" w:eastAsia="Avenir Next"/>
                 <w:b/>
                 <w:color w:val="1A1A1A"/>
+                <w:sz w:val="22"/>
+                <w:szCs w:val="20"/>
+              </w:rPr>
+              <w:t xml:space="preserve">4.</w:t>
+            </w:r>
+            <w:r>
+              <w:rPr>
+                <w:rFonts w:ascii="Avenir Next" w:hAnsi="Avenir Next" w:cs="Avenir Next" w:eastAsia="Avenir Next"/>
+                <w:color w:val="1A1A1A"/>
                 <w:sz w:val="20"/>
                 <w:szCs w:val="20"/>
               </w:rPr>
-              <w:t xml:space="preserve">4.</w:t>
-            </w:r>
-            <w:r>
-              <w:rPr>
-                <w:rFonts w:ascii="Avenir Next" w:hAnsi="Avenir Next" w:cs="Avenir Next" w:eastAsia="Avenir Next"/>
-                <w:color w:val="1A1A1A"/>
-                <w:sz w:val="20"/>
+              <w:tab/>
+            </w:r>
+            <w:r>
+              <w:rPr>
+                <w:rFonts w:ascii="Avenir Next" w:hAnsi="Avenir Next" w:cs="Avenir Next" w:eastAsia="Avenir Next"/>
+                <w:b/>
+                <w:color w:val="1A1A1A"/>
+                <w:sz w:val="22"/>
                 <w:szCs w:val="20"/>
               </w:rPr>
-              <w:tab/>
-            </w:r>
-            <w:r>
-              <w:rPr>
-                <w:rFonts w:ascii="Avenir Next" w:hAnsi="Avenir Next" w:cs="Avenir Next" w:eastAsia="Avenir Next"/>
-                <w:b/>
-                <w:color w:val="1A1A1A"/>
-                <w:sz w:val="20"/>
-                <w:szCs w:val="20"/>
-              </w:rPr>
               <w:t xml:space="preserve">Read the Bars.</w:t>
             </w:r>
             <w:r>
               <w:rPr>
                 <w:rFonts w:ascii="Avenir Next" w:hAnsi="Avenir Next" w:cs="Avenir Next" w:eastAsia="Avenir Next"/>
                 <w:color w:val="1A1A1A"/>
-                <w:sz w:val="20"/>
+                <w:sz w:val="22"/>
                 <w:szCs w:val="20"/>
               </w:rPr>
               <w:t xml:space="preserve">  Bars of 2, 7, 3 sit over 60–69, 70–79, 80–89.</w:t>
@@ -1995,7 +1999,7 @@
                 <w:rFonts w:ascii="Avenir Next" w:hAnsi="Avenir Next" w:cs="Avenir Next" w:eastAsia="Avenir Next"/>
                 <w:b/>
                 <w:color w:val="003A70"/>
-                <w:sz w:val="17"/>
+                <w:sz w:val="22"/>
                 <w:szCs w:val="17"/>
               </w:rPr>
               <w:t xml:space="preserve">Hint  </w:t>
@@ -2005,7 +2009,7 @@
                 <w:rFonts w:ascii="Avenir Next" w:hAnsi="Avenir Next" w:cs="Avenir Next" w:eastAsia="Avenir Next"/>
                 <w:i/>
                 <w:color w:val="5A5F66"/>
-                <w:sz w:val="17"/>
+                <w:sz w:val="22"/>
                 <w:szCs w:val="17"/>
               </w:rPr>
               <w:t xml:space="preserve">Add every bar height for the total.</w:t>
@@ -2059,7 +2063,7 @@
                       <w:rFonts w:ascii="Avenir Next" w:hAnsi="Avenir Next" w:cs="Avenir Next" w:eastAsia="Avenir Next"/>
                       <w:b/>
                       <w:color w:val="003A70"/>
-                      <w:sz w:val="20"/>
+                      <w:sz w:val="22"/>
                       <w:szCs w:val="20"/>
                     </w:rPr>
                     <w:t xml:space="preserve">a.</w:t>
@@ -2077,7 +2081,7 @@
                     <w:rPr>
                       <w:rFonts w:ascii="Avenir Next" w:hAnsi="Avenir Next" w:cs="Avenir Next" w:eastAsia="Avenir Next"/>
                       <w:color w:val="1A1A1A"/>
-                      <w:sz w:val="20"/>
+                      <w:sz w:val="22"/>
                       <w:szCs w:val="20"/>
                     </w:rPr>
                     <w:t xml:space="preserve">Peak:</w:t>
@@ -2127,7 +2131,7 @@
                       <w:rFonts w:ascii="Avenir Next" w:hAnsi="Avenir Next" w:cs="Avenir Next" w:eastAsia="Avenir Next"/>
                       <w:b/>
                       <w:color w:val="003A70"/>
-                      <w:sz w:val="20"/>
+                      <w:sz w:val="22"/>
                       <w:szCs w:val="20"/>
                     </w:rPr>
                     <w:t xml:space="preserve">b.</w:t>
@@ -2145,7 +2149,7 @@
                     <w:rPr>
                       <w:rFonts w:ascii="Avenir Next" w:hAnsi="Avenir Next" w:cs="Avenir Next" w:eastAsia="Avenir Next"/>
                       <w:color w:val="1A1A1A"/>
-                      <w:sz w:val="20"/>
+                      <w:sz w:val="22"/>
                       <w:szCs w:val="20"/>
                     </w:rPr>
                     <w:t xml:space="preserve">Values in all:</w:t>
@@ -2175,7 +2179,7 @@
           </w:tbl>
           <w:p>
             <w:pPr>
-              <w:spacing w:before="0" w:after="0" w:line="24" w:lineRule="auto"/>
+              <w:spacing w:before="0" w:after="0" w:line="50" w:lineRule="exact"/>
             </w:pPr>
           </w:p>
         </w:tc>
@@ -2198,35 +2202,35 @@
                 <w:rFonts w:ascii="Avenir Next" w:hAnsi="Avenir Next" w:cs="Avenir Next" w:eastAsia="Avenir Next"/>
                 <w:b/>
                 <w:color w:val="1A1A1A"/>
+                <w:sz w:val="22"/>
+                <w:szCs w:val="20"/>
+              </w:rPr>
+              <w:t xml:space="preserve">5.</w:t>
+            </w:r>
+            <w:r>
+              <w:rPr>
+                <w:rFonts w:ascii="Avenir Next" w:hAnsi="Avenir Next" w:cs="Avenir Next" w:eastAsia="Avenir Next"/>
+                <w:color w:val="1A1A1A"/>
                 <w:sz w:val="20"/>
                 <w:szCs w:val="20"/>
               </w:rPr>
-              <w:t xml:space="preserve">5.</w:t>
-            </w:r>
-            <w:r>
-              <w:rPr>
-                <w:rFonts w:ascii="Avenir Next" w:hAnsi="Avenir Next" w:cs="Avenir Next" w:eastAsia="Avenir Next"/>
-                <w:color w:val="1A1A1A"/>
-                <w:sz w:val="20"/>
+              <w:tab/>
+            </w:r>
+            <w:r>
+              <w:rPr>
+                <w:rFonts w:ascii="Avenir Next" w:hAnsi="Avenir Next" w:cs="Avenir Next" w:eastAsia="Avenir Next"/>
+                <w:b/>
+                <w:color w:val="1A1A1A"/>
+                <w:sz w:val="22"/>
                 <w:szCs w:val="20"/>
               </w:rPr>
-              <w:tab/>
-            </w:r>
-            <w:r>
-              <w:rPr>
-                <w:rFonts w:ascii="Avenir Next" w:hAnsi="Avenir Next" w:cs="Avenir Next" w:eastAsia="Avenir Next"/>
-                <w:b/>
-                <w:color w:val="1A1A1A"/>
-                <w:sz w:val="20"/>
-                <w:szCs w:val="20"/>
-              </w:rPr>
               <w:t xml:space="preserve">Name the Shape.</w:t>
             </w:r>
             <w:r>
               <w:rPr>
                 <w:rFonts w:ascii="Avenir Next" w:hAnsi="Avenir Next" w:cs="Avenir Next" w:eastAsia="Avenir Next"/>
                 <w:color w:val="1A1A1A"/>
-                <w:sz w:val="20"/>
+                <w:sz w:val="22"/>
                 <w:szCs w:val="20"/>
               </w:rPr>
               <w:t xml:space="preserve">  Bar heights, left to right:</w:t>
@@ -2280,7 +2284,7 @@
                       <w:rFonts w:ascii="Avenir Next" w:hAnsi="Avenir Next" w:cs="Avenir Next" w:eastAsia="Avenir Next"/>
                       <w:b/>
                       <w:color w:val="003A70"/>
-                      <w:sz w:val="20"/>
+                      <w:sz w:val="22"/>
                       <w:szCs w:val="20"/>
                     </w:rPr>
                     <w:t xml:space="preserve">a.</w:t>
@@ -2298,7 +2302,7 @@
                     <w:rPr>
                       <w:rFonts w:ascii="Avenir Next" w:hAnsi="Avenir Next" w:cs="Avenir Next" w:eastAsia="Avenir Next"/>
                       <w:color w:val="1A1A1A"/>
-                      <w:sz w:val="20"/>
+                      <w:sz w:val="22"/>
                       <w:szCs w:val="20"/>
                     </w:rPr>
                     <w:t xml:space="preserve">1, 4, 8, 4, 1</w:t>
@@ -2348,7 +2352,7 @@
                       <w:rFonts w:ascii="Avenir Next" w:hAnsi="Avenir Next" w:cs="Avenir Next" w:eastAsia="Avenir Next"/>
                       <w:b/>
                       <w:color w:val="003A70"/>
-                      <w:sz w:val="20"/>
+                      <w:sz w:val="22"/>
                       <w:szCs w:val="20"/>
                     </w:rPr>
                     <w:t xml:space="preserve">b.</w:t>
@@ -2366,7 +2370,7 @@
                     <w:rPr>
                       <w:rFonts w:ascii="Avenir Next" w:hAnsi="Avenir Next" w:cs="Avenir Next" w:eastAsia="Avenir Next"/>
                       <w:color w:val="1A1A1A"/>
-                      <w:sz w:val="20"/>
+                      <w:sz w:val="22"/>
                       <w:szCs w:val="20"/>
                     </w:rPr>
                     <w:t xml:space="preserve">9, 5, 2, 1, 1</w:t>
@@ -2416,7 +2420,7 @@
                       <w:rFonts w:ascii="Avenir Next" w:hAnsi="Avenir Next" w:cs="Avenir Next" w:eastAsia="Avenir Next"/>
                       <w:b/>
                       <w:color w:val="003A70"/>
-                      <w:sz w:val="20"/>
+                      <w:sz w:val="22"/>
                       <w:szCs w:val="20"/>
                     </w:rPr>
                     <w:t xml:space="preserve">c.</w:t>
@@ -2434,7 +2438,7 @@
                     <w:rPr>
                       <w:rFonts w:ascii="Avenir Next" w:hAnsi="Avenir Next" w:cs="Avenir Next" w:eastAsia="Avenir Next"/>
                       <w:color w:val="1A1A1A"/>
-                      <w:sz w:val="20"/>
+                      <w:sz w:val="22"/>
                       <w:szCs w:val="20"/>
                     </w:rPr>
                     <w:t xml:space="preserve">1, 2, 4, 7</w:t>
@@ -2464,7 +2468,7 @@
           </w:tbl>
           <w:p>
             <w:pPr>
-              <w:spacing w:before="0" w:after="0" w:line="24" w:lineRule="auto"/>
+              <w:spacing w:before="0" w:after="0" w:line="50" w:lineRule="exact"/>
             </w:pPr>
           </w:p>
         </w:tc>
@@ -2472,12 +2476,12 @@
     </w:tbl>
     <w:p>
       <w:pPr>
-        <w:spacing w:before="0" w:after="0" w:line="20" w:lineRule="exact"/>
+        <w:spacing w:before="0" w:after="0" w:line="50" w:lineRule="exact"/>
       </w:pPr>
     </w:p>
     <w:p>
       <w:pPr>
-        <w:spacing w:before="0" w:after="0" w:line="20" w:lineRule="exact"/>
+        <w:spacing w:before="0" w:after="0" w:line="50" w:lineRule="exact"/>
       </w:pPr>
     </w:p>
     <w:tbl>
@@ -2561,7 +2565,7 @@
                       <w:rFonts w:ascii="Avenir Next" w:hAnsi="Avenir Next" w:cs="Avenir Next" w:eastAsia="Avenir Next"/>
                       <w:b/>
                       <w:color w:val="1A1A1A"/>
-                      <w:sz w:val="20"/>
+                      <w:sz w:val="22"/>
                       <w:szCs w:val="20"/>
                     </w:rPr>
                     <w:t xml:space="preserve">6.</w:t>
@@ -2580,7 +2584,7 @@
                       <w:rFonts w:ascii="Avenir Next" w:hAnsi="Avenir Next" w:cs="Avenir Next" w:eastAsia="Avenir Next"/>
                       <w:b/>
                       <w:color w:val="1A1A1A"/>
-                      <w:sz w:val="20"/>
+                      <w:sz w:val="22"/>
                       <w:szCs w:val="20"/>
                     </w:rPr>
                     <w:t xml:space="preserve">Ramona’s Claim.  </w:t>
@@ -2589,7 +2593,7 @@
                     <w:rPr>
                       <w:rFonts w:ascii="Avenir Next" w:hAnsi="Avenir Next" w:cs="Avenir Next" w:eastAsia="Avenir Next"/>
                       <w:color w:val="1A1A1A"/>
-                      <w:sz w:val="20"/>
+                      <w:sz w:val="22"/>
                       <w:szCs w:val="20"/>
                     </w:rPr>
                     <w:t xml:space="preserve">Ramona says this histogram is symmetric. Is she right? Explain.</w:t>
@@ -2606,7 +2610,7 @@
                       <w:rFonts w:ascii="Avenir Next" w:hAnsi="Avenir Next" w:cs="Avenir Next" w:eastAsia="Avenir Next"/>
                       <w:b/>
                       <w:color w:val="003A70"/>
-                      <w:sz w:val="17"/>
+                      <w:sz w:val="22"/>
                       <w:szCs w:val="17"/>
                     </w:rPr>
                     <w:t xml:space="preserve">Hint  </w:t>
@@ -2616,7 +2620,7 @@
                       <w:rFonts w:ascii="Avenir Next" w:hAnsi="Avenir Next" w:cs="Avenir Next" w:eastAsia="Avenir Next"/>
                       <w:i/>
                       <w:color w:val="5A5F66"/>
-                      <w:sz w:val="17"/>
+                      <w:sz w:val="22"/>
                       <w:szCs w:val="17"/>
                     </w:rPr>
                     <w:t xml:space="preserve">Match each bar left of the peak with one on the right.</w:t>
@@ -2635,7 +2639,7 @@
                       <w:rFonts w:ascii="Avenir Next" w:hAnsi="Avenir Next" w:cs="Avenir Next" w:eastAsia="Avenir Next"/>
                       <w:b/>
                       <w:color w:val="1A1A1A"/>
-                      <w:sz w:val="18"/>
+                      <w:sz w:val="22"/>
                       <w:szCs w:val="18"/>
                     </w:rPr>
                     <w:t xml:space="preserve">Right?</w:t>
@@ -2665,7 +2669,7 @@
                     <w:drawing>
                       <wp:inline distT="0" distB="0" distL="0" distR="0">
                         <wp:extent cx="2194560" cy="1355463"/>
-                        <wp:docPr id="3" name="Figure 3"/>
+                        <wp:docPr id="3" name="Figure 3" descr="Histogram. Horizontal axis: Score; vertical axis: frequency. Bar intervals and frequencies: 0 to 9: 1; 10 to 19: 2; 20 to 29: 9; 30 to 39: 2; 40 to 49: 1."/>
                         <a:graphic xmlns:a="http://schemas.openxmlformats.org/drawingml/2006/main">
                           <a:graphicData uri="http://schemas.openxmlformats.org/drawingml/2006/picture">
                             <pic:pic xmlns:pic="http://schemas.openxmlformats.org/drawingml/2006/picture">
@@ -2700,7 +2704,7 @@
           </w:tbl>
           <w:p>
             <w:pPr>
-              <w:spacing w:before="0" w:after="0" w:line="24" w:lineRule="auto"/>
+              <w:spacing w:before="0" w:after="0" w:line="50" w:lineRule="exact"/>
             </w:pPr>
           </w:p>
         </w:tc>
@@ -2708,12 +2712,12 @@
     </w:tbl>
     <w:p>
       <w:pPr>
-        <w:spacing w:before="0" w:after="0" w:line="20" w:lineRule="exact"/>
+        <w:spacing w:before="0" w:after="0" w:line="50" w:lineRule="exact"/>
       </w:pPr>
     </w:p>
     <w:p>
       <w:pPr>
-        <w:spacing w:before="0" w:after="0" w:line="20" w:lineRule="exact"/>
+        <w:spacing w:before="0" w:after="0" w:line="50" w:lineRule="exact"/>
       </w:pPr>
     </w:p>
     <w:tbl>
@@ -2797,7 +2801,7 @@
                       <w:rFonts w:ascii="Avenir Next" w:hAnsi="Avenir Next" w:cs="Avenir Next" w:eastAsia="Avenir Next"/>
                       <w:b/>
                       <w:color w:val="1A1A1A"/>
-                      <w:sz w:val="20"/>
+                      <w:sz w:val="22"/>
                       <w:szCs w:val="20"/>
                     </w:rPr>
                     <w:t xml:space="preserve">7.</w:t>
@@ -2816,7 +2820,7 @@
                       <w:rFonts w:ascii="Avenir Next" w:hAnsi="Avenir Next" w:cs="Avenir Next" w:eastAsia="Avenir Next"/>
                       <w:b/>
                       <w:color w:val="1A1A1A"/>
-                      <w:sz w:val="20"/>
+                      <w:sz w:val="22"/>
                       <w:szCs w:val="20"/>
                     </w:rPr>
                     <w:t xml:space="preserve">Ticket Prices.  </w:t>
@@ -2825,7 +2829,7 @@
                     <w:rPr>
                       <w:rFonts w:ascii="Avenir Next" w:hAnsi="Avenir Next" w:cs="Avenir Next" w:eastAsia="Avenir Next"/>
                       <w:color w:val="1A1A1A"/>
-                      <w:sz w:val="20"/>
+                      <w:sz w:val="22"/>
                       <w:szCs w:val="20"/>
                     </w:rPr>
                     <w:t xml:space="preserve">How many peaks does this histogram have? Explain why it is not symmetric.</w:t>
@@ -2844,7 +2848,7 @@
                       <w:rFonts w:ascii="Avenir Next" w:hAnsi="Avenir Next" w:cs="Avenir Next" w:eastAsia="Avenir Next"/>
                       <w:b/>
                       <w:color w:val="1A1A1A"/>
-                      <w:sz w:val="18"/>
+                      <w:sz w:val="22"/>
                       <w:szCs w:val="18"/>
                     </w:rPr>
                     <w:t xml:space="preserve">Peaks</w:t>
@@ -2874,7 +2878,7 @@
                     <w:drawing>
                       <wp:inline distT="0" distB="0" distL="0" distR="0">
                         <wp:extent cx="2194560" cy="1355463"/>
-                        <wp:docPr id="4" name="Figure 4"/>
+                        <wp:docPr id="4" name="Figure 4" descr="Histogram. Horizontal axis: Price (dollars); vertical axis: frequency. Bar intervals and frequencies: 0 to 9: 6; 10 to 19: 2; 20 to 29: 1; 30 to 39: 6; 40 to 49: 2."/>
                         <a:graphic xmlns:a="http://schemas.openxmlformats.org/drawingml/2006/main">
                           <a:graphicData uri="http://schemas.openxmlformats.org/drawingml/2006/picture">
                             <pic:pic xmlns:pic="http://schemas.openxmlformats.org/drawingml/2006/picture">
@@ -2909,7 +2913,7 @@
           </w:tbl>
           <w:p>
             <w:pPr>
-              <w:spacing w:before="0" w:after="0" w:line="24" w:lineRule="auto"/>
+              <w:spacing w:before="0" w:after="0" w:line="50" w:lineRule="exact"/>
             </w:pPr>
           </w:p>
         </w:tc>
@@ -2917,12 +2921,12 @@
     </w:tbl>
     <w:p>
       <w:pPr>
-        <w:spacing w:before="0" w:after="0" w:line="20" w:lineRule="exact"/>
+        <w:spacing w:before="0" w:after="0" w:line="50" w:lineRule="exact"/>
       </w:pPr>
     </w:p>
     <w:p>
       <w:pPr>
-        <w:spacing w:before="0" w:after="0" w:line="20" w:lineRule="exact"/>
+        <w:spacing w:before="0" w:after="0" w:line="50" w:lineRule="exact"/>
       </w:pPr>
     </w:p>
     <w:tbl>
@@ -2972,35 +2976,35 @@
                 <w:rFonts w:ascii="Avenir Next" w:hAnsi="Avenir Next" w:cs="Avenir Next" w:eastAsia="Avenir Next"/>
                 <w:b/>
                 <w:color w:val="1A1A1A"/>
+                <w:sz w:val="22"/>
+                <w:szCs w:val="20"/>
+              </w:rPr>
+              <w:t xml:space="preserve">8.</w:t>
+            </w:r>
+            <w:r>
+              <w:rPr>
+                <w:rFonts w:ascii="Avenir Next" w:hAnsi="Avenir Next" w:cs="Avenir Next" w:eastAsia="Avenir Next"/>
+                <w:color w:val="1A1A1A"/>
                 <w:sz w:val="20"/>
                 <w:szCs w:val="20"/>
               </w:rPr>
-              <w:t xml:space="preserve">8.</w:t>
-            </w:r>
-            <w:r>
-              <w:rPr>
-                <w:rFonts w:ascii="Avenir Next" w:hAnsi="Avenir Next" w:cs="Avenir Next" w:eastAsia="Avenir Next"/>
-                <w:color w:val="1A1A1A"/>
-                <w:sz w:val="20"/>
+              <w:tab/>
+            </w:r>
+            <w:r>
+              <w:rPr>
+                <w:rFonts w:ascii="Avenir Next" w:hAnsi="Avenir Next" w:cs="Avenir Next" w:eastAsia="Avenir Next"/>
+                <w:b/>
+                <w:color w:val="1A1A1A"/>
+                <w:sz w:val="22"/>
                 <w:szCs w:val="20"/>
               </w:rPr>
-              <w:tab/>
-            </w:r>
-            <w:r>
-              <w:rPr>
-                <w:rFonts w:ascii="Avenir Next" w:hAnsi="Avenir Next" w:cs="Avenir Next" w:eastAsia="Avenir Next"/>
-                <w:b/>
-                <w:color w:val="1A1A1A"/>
-                <w:sz w:val="20"/>
-                <w:szCs w:val="20"/>
-              </w:rPr>
               <w:t xml:space="preserve">Display Choice.  </w:t>
             </w:r>
             <w:r>
               <w:rPr>
                 <w:rFonts w:ascii="Avenir Next" w:hAnsi="Avenir Next" w:cs="Avenir Next" w:eastAsia="Avenir Next"/>
                 <w:color w:val="1A1A1A"/>
-                <w:sz w:val="20"/>
+                <w:sz w:val="22"/>
                 <w:szCs w:val="20"/>
               </w:rPr>
               <w:t xml:space="preserve">Tariq recorded 120 temperatures to the nearest tenth of a degree. Should he use a dot plot or a histogram? Explain.</w:t>
@@ -3046,7 +3050,7 @@
                 </w:tcPr>
                 <w:p>
                   <w:pPr>
-                    <w:spacing w:before="0" w:after="0" w:line="240" w:lineRule="auto"/>
+                    <w:spacing w:before="0" w:after="0" w:line="50" w:lineRule="exact"/>
                   </w:pPr>
                 </w:p>
               </w:tc>
@@ -3066,7 +3070,7 @@
                 </w:tcPr>
                 <w:p>
                   <w:pPr>
-                    <w:spacing w:before="0" w:after="0" w:line="240" w:lineRule="auto"/>
+                    <w:spacing w:before="0" w:after="0" w:line="50" w:lineRule="exact"/>
                   </w:pPr>
                 </w:p>
               </w:tc>
@@ -3074,7 +3078,7 @@
           </w:tbl>
           <w:p>
             <w:pPr>
-              <w:spacing w:before="0" w:after="0" w:line="24" w:lineRule="auto"/>
+              <w:spacing w:before="0" w:after="0" w:line="50" w:lineRule="exact"/>
             </w:pPr>
           </w:p>
         </w:tc>
@@ -3082,11 +3086,12 @@
     </w:tbl>
     <w:p>
       <w:pPr>
-        <w:spacing w:before="0" w:after="0" w:line="20" w:lineRule="exact"/>
+        <w:spacing w:before="0" w:after="0" w:line="50" w:lineRule="exact"/>
       </w:pPr>
     </w:p>
     <w:p>
       <w:pPr>
+        <w:pStyle w:val="Heading2"/>
         <w:keepNext/>
         <w:pBdr>
           <w:bottom w:val="single" w:sz="8" w:space="3" w:color="003A70"/>
@@ -3102,7 +3107,7 @@
           <w:b/>
           <w:color w:val="003A70"/>
           <w:spacing w:val="14"/>
-          <w:sz w:val="19"/>
+          <w:sz w:val="22"/>
           <w:szCs w:val="19"/>
         </w:rPr>
         <w:t xml:space="preserve">FIND THE ERROR</w:t>
@@ -3121,7 +3126,7 @@
           <w:rFonts w:ascii="Avenir Next" w:hAnsi="Avenir Next" w:cs="Avenir Next" w:eastAsia="Avenir Next"/>
           <w:i/>
           <w:color w:val="5A5F66"/>
-          <w:sz w:val="17"/>
+          <w:sz w:val="22"/>
           <w:szCs w:val="17"/>
         </w:rPr>
         <w:t xml:space="preserve">explain the mistake, then fix it</w:t>
@@ -3129,7 +3134,7 @@
     </w:p>
     <w:p>
       <w:pPr>
-        <w:spacing w:before="0" w:after="0" w:line="20" w:lineRule="exact"/>
+        <w:spacing w:before="0" w:after="0" w:line="50" w:lineRule="exact"/>
       </w:pPr>
     </w:p>
     <w:tbl>
@@ -3179,35 +3184,35 @@
                 <w:rFonts w:ascii="Avenir Next" w:hAnsi="Avenir Next" w:cs="Avenir Next" w:eastAsia="Avenir Next"/>
                 <w:b/>
                 <w:color w:val="1A1A1A"/>
+                <w:sz w:val="22"/>
+                <w:szCs w:val="20"/>
+              </w:rPr>
+              <w:t xml:space="preserve">9.</w:t>
+            </w:r>
+            <w:r>
+              <w:rPr>
+                <w:rFonts w:ascii="Avenir Next" w:hAnsi="Avenir Next" w:cs="Avenir Next" w:eastAsia="Avenir Next"/>
+                <w:color w:val="1A1A1A"/>
                 <w:sz w:val="20"/>
                 <w:szCs w:val="20"/>
               </w:rPr>
-              <w:t xml:space="preserve">9.</w:t>
-            </w:r>
-            <w:r>
-              <w:rPr>
-                <w:rFonts w:ascii="Avenir Next" w:hAnsi="Avenir Next" w:cs="Avenir Next" w:eastAsia="Avenir Next"/>
-                <w:color w:val="1A1A1A"/>
-                <w:sz w:val="20"/>
+              <w:tab/>
+            </w:r>
+            <w:r>
+              <w:rPr>
+                <w:rFonts w:ascii="Avenir Next" w:hAnsi="Avenir Next" w:cs="Avenir Next" w:eastAsia="Avenir Next"/>
+                <w:b/>
+                <w:color w:val="1A1A1A"/>
+                <w:sz w:val="22"/>
                 <w:szCs w:val="20"/>
               </w:rPr>
-              <w:tab/>
-            </w:r>
-            <w:r>
-              <w:rPr>
-                <w:rFonts w:ascii="Avenir Next" w:hAnsi="Avenir Next" w:cs="Avenir Next" w:eastAsia="Avenir Next"/>
-                <w:b/>
-                <w:color w:val="1A1A1A"/>
-                <w:sz w:val="20"/>
-                <w:szCs w:val="20"/>
-              </w:rPr>
               <w:t xml:space="preserve">Colette’s Work.  </w:t>
             </w:r>
             <w:r>
               <w:rPr>
                 <w:rFonts w:ascii="Avenir Next" w:hAnsi="Avenir Next" w:cs="Avenir Next" w:eastAsia="Avenir Next"/>
                 <w:color w:val="1A1A1A"/>
-                <w:sz w:val="20"/>
+                <w:sz w:val="22"/>
                 <w:szCs w:val="20"/>
               </w:rPr>
               <w:t xml:space="preserve">A histogram has bars of 2, 9, 2. Colette says, “The tallest bar means one value showed up 9 times.” Explain the mistake.</w:t>
@@ -3253,7 +3258,7 @@
                 </w:tcPr>
                 <w:p>
                   <w:pPr>
-                    <w:spacing w:before="0" w:after="0" w:line="240" w:lineRule="auto"/>
+                    <w:spacing w:before="0" w:after="0" w:line="50" w:lineRule="exact"/>
                   </w:pPr>
                 </w:p>
               </w:tc>
@@ -3273,7 +3278,7 @@
                 </w:tcPr>
                 <w:p>
                   <w:pPr>
-                    <w:spacing w:before="0" w:after="0" w:line="240" w:lineRule="auto"/>
+                    <w:spacing w:before="0" w:after="0" w:line="50" w:lineRule="exact"/>
                   </w:pPr>
                 </w:p>
               </w:tc>
@@ -3293,7 +3298,7 @@
                 </w:tcPr>
                 <w:p>
                   <w:pPr>
-                    <w:spacing w:before="0" w:after="0" w:line="240" w:lineRule="auto"/>
+                    <w:spacing w:before="0" w:after="0" w:line="50" w:lineRule="exact"/>
                   </w:pPr>
                 </w:p>
               </w:tc>
@@ -3301,7 +3306,7 @@
           </w:tbl>
           <w:p>
             <w:pPr>
-              <w:spacing w:before="0" w:after="0" w:line="24" w:lineRule="auto"/>
+              <w:spacing w:before="0" w:after="0" w:line="50" w:lineRule="exact"/>
             </w:pPr>
           </w:p>
         </w:tc>
@@ -3309,11 +3314,12 @@
     </w:tbl>
     <w:p>
       <w:pPr>
-        <w:spacing w:before="0" w:after="0" w:line="20" w:lineRule="exact"/>
+        <w:spacing w:before="0" w:after="0" w:line="50" w:lineRule="exact"/>
       </w:pPr>
     </w:p>
     <w:p>
       <w:pPr>
+        <w:pStyle w:val="Heading2"/>
         <w:keepNext/>
         <w:pBdr>
           <w:bottom w:val="single" w:sz="8" w:space="3" w:color="003A70"/>
@@ -3329,7 +3335,7 @@
           <w:b/>
           <w:color w:val="003A70"/>
           <w:spacing w:val="14"/>
-          <w:sz w:val="19"/>
+          <w:sz w:val="22"/>
           <w:szCs w:val="19"/>
         </w:rPr>
         <w:t xml:space="preserve">TEST PRACTICE</w:t>
@@ -3348,7 +3354,7 @@
           <w:rFonts w:ascii="Avenir Next" w:hAnsi="Avenir Next" w:cs="Avenir Next" w:eastAsia="Avenir Next"/>
           <w:i/>
           <w:color w:val="5A5F66"/>
-          <w:sz w:val="17"/>
+          <w:sz w:val="22"/>
           <w:szCs w:val="17"/>
         </w:rPr>
         <w:t xml:space="preserve">choose the best answer</w:t>
@@ -3356,7 +3362,7 @@
     </w:p>
     <w:p>
       <w:pPr>
-        <w:spacing w:before="0" w:after="0" w:line="20" w:lineRule="exact"/>
+        <w:spacing w:before="0" w:after="0" w:line="50" w:lineRule="exact"/>
       </w:pPr>
     </w:p>
     <w:tbl>
@@ -3406,25 +3412,25 @@
                 <w:rFonts w:ascii="Avenir Next" w:hAnsi="Avenir Next" w:cs="Avenir Next" w:eastAsia="Avenir Next"/>
                 <w:b/>
                 <w:color w:val="1A1A1A"/>
+                <w:sz w:val="22"/>
+                <w:szCs w:val="20"/>
+              </w:rPr>
+              <w:t xml:space="preserve">10.</w:t>
+            </w:r>
+            <w:r>
+              <w:rPr>
+                <w:rFonts w:ascii="Avenir Next" w:hAnsi="Avenir Next" w:cs="Avenir Next" w:eastAsia="Avenir Next"/>
+                <w:color w:val="1A1A1A"/>
                 <w:sz w:val="20"/>
                 <w:szCs w:val="20"/>
               </w:rPr>
-              <w:t xml:space="preserve">10.</w:t>
-            </w:r>
-            <w:r>
-              <w:rPr>
-                <w:rFonts w:ascii="Avenir Next" w:hAnsi="Avenir Next" w:cs="Avenir Next" w:eastAsia="Avenir Next"/>
-                <w:color w:val="1A1A1A"/>
-                <w:sz w:val="20"/>
-                <w:szCs w:val="20"/>
-              </w:rPr>
               <w:tab/>
             </w:r>
             <w:r>
               <w:rPr>
                 <w:rFonts w:ascii="Avenir Next" w:hAnsi="Avenir Next" w:cs="Avenir Next" w:eastAsia="Avenir Next"/>
                 <w:color w:val="1A1A1A"/>
-                <w:sz w:val="20"/>
+                <w:sz w:val="22"/>
                 <w:szCs w:val="20"/>
               </w:rPr>
               <w:t xml:space="preserve">Bars of height 8, 4, 2, 1 from left to right describe a shape that is —</w:t>
@@ -3480,25 +3486,25 @@
                       <w:rFonts w:ascii="Avenir Next" w:hAnsi="Avenir Next" w:cs="Avenir Next" w:eastAsia="Avenir Next"/>
                       <w:b/>
                       <w:color w:val="003A70"/>
+                      <w:sz w:val="22"/>
+                      <w:szCs w:val="19"/>
+                    </w:rPr>
+                    <w:t xml:space="preserve">A</w:t>
+                  </w:r>
+                  <w:r>
+                    <w:rPr>
+                      <w:rFonts w:ascii="Avenir Next" w:hAnsi="Avenir Next" w:cs="Avenir Next" w:eastAsia="Avenir Next"/>
+                      <w:color w:val="1A1A1A"/>
                       <w:sz w:val="19"/>
                       <w:szCs w:val="19"/>
                     </w:rPr>
-                    <w:t xml:space="preserve">A</w:t>
-                  </w:r>
-                  <w:r>
-                    <w:rPr>
-                      <w:rFonts w:ascii="Avenir Next" w:hAnsi="Avenir Next" w:cs="Avenir Next" w:eastAsia="Avenir Next"/>
-                      <w:color w:val="1A1A1A"/>
-                      <w:sz w:val="19"/>
-                      <w:szCs w:val="19"/>
-                    </w:rPr>
                     <w:tab/>
                   </w:r>
                   <w:r>
                     <w:rPr>
                       <w:rFonts w:ascii="Avenir Next" w:hAnsi="Avenir Next" w:cs="Avenir Next" w:eastAsia="Avenir Next"/>
                       <w:color w:val="1A1A1A"/>
-                      <w:sz w:val="19"/>
+                      <w:sz w:val="22"/>
                       <w:szCs w:val="19"/>
                     </w:rPr>
                     <w:t xml:space="preserve">symmetric</w:t>
@@ -3523,25 +3529,25 @@
                       <w:rFonts w:ascii="Avenir Next" w:hAnsi="Avenir Next" w:cs="Avenir Next" w:eastAsia="Avenir Next"/>
                       <w:b/>
                       <w:color w:val="003A70"/>
+                      <w:sz w:val="22"/>
+                      <w:szCs w:val="19"/>
+                    </w:rPr>
+                    <w:t xml:space="preserve">B</w:t>
+                  </w:r>
+                  <w:r>
+                    <w:rPr>
+                      <w:rFonts w:ascii="Avenir Next" w:hAnsi="Avenir Next" w:cs="Avenir Next" w:eastAsia="Avenir Next"/>
+                      <w:color w:val="1A1A1A"/>
                       <w:sz w:val="19"/>
                       <w:szCs w:val="19"/>
                     </w:rPr>
-                    <w:t xml:space="preserve">B</w:t>
-                  </w:r>
-                  <w:r>
-                    <w:rPr>
-                      <w:rFonts w:ascii="Avenir Next" w:hAnsi="Avenir Next" w:cs="Avenir Next" w:eastAsia="Avenir Next"/>
-                      <w:color w:val="1A1A1A"/>
-                      <w:sz w:val="19"/>
-                      <w:szCs w:val="19"/>
-                    </w:rPr>
                     <w:tab/>
                   </w:r>
                   <w:r>
                     <w:rPr>
                       <w:rFonts w:ascii="Avenir Next" w:hAnsi="Avenir Next" w:cs="Avenir Next" w:eastAsia="Avenir Next"/>
                       <w:color w:val="1A1A1A"/>
-                      <w:sz w:val="19"/>
+                      <w:sz w:val="22"/>
                       <w:szCs w:val="19"/>
                     </w:rPr>
                     <w:t xml:space="preserve">skewed left</w:t>
@@ -3566,25 +3572,25 @@
                       <w:rFonts w:ascii="Avenir Next" w:hAnsi="Avenir Next" w:cs="Avenir Next" w:eastAsia="Avenir Next"/>
                       <w:b/>
                       <w:color w:val="003A70"/>
+                      <w:sz w:val="22"/>
+                      <w:szCs w:val="19"/>
+                    </w:rPr>
+                    <w:t xml:space="preserve">C</w:t>
+                  </w:r>
+                  <w:r>
+                    <w:rPr>
+                      <w:rFonts w:ascii="Avenir Next" w:hAnsi="Avenir Next" w:cs="Avenir Next" w:eastAsia="Avenir Next"/>
+                      <w:color w:val="1A1A1A"/>
                       <w:sz w:val="19"/>
                       <w:szCs w:val="19"/>
                     </w:rPr>
-                    <w:t xml:space="preserve">C</w:t>
-                  </w:r>
-                  <w:r>
-                    <w:rPr>
-                      <w:rFonts w:ascii="Avenir Next" w:hAnsi="Avenir Next" w:cs="Avenir Next" w:eastAsia="Avenir Next"/>
-                      <w:color w:val="1A1A1A"/>
-                      <w:sz w:val="19"/>
-                      <w:szCs w:val="19"/>
-                    </w:rPr>
                     <w:tab/>
                   </w:r>
                   <w:r>
                     <w:rPr>
                       <w:rFonts w:ascii="Avenir Next" w:hAnsi="Avenir Next" w:cs="Avenir Next" w:eastAsia="Avenir Next"/>
                       <w:color w:val="1A1A1A"/>
-                      <w:sz w:val="19"/>
+                      <w:sz w:val="22"/>
                       <w:szCs w:val="19"/>
                     </w:rPr>
                     <w:t xml:space="preserve">skewed right</w:t>
@@ -3609,25 +3615,25 @@
                       <w:rFonts w:ascii="Avenir Next" w:hAnsi="Avenir Next" w:cs="Avenir Next" w:eastAsia="Avenir Next"/>
                       <w:b/>
                       <w:color w:val="003A70"/>
+                      <w:sz w:val="22"/>
+                      <w:szCs w:val="19"/>
+                    </w:rPr>
+                    <w:t xml:space="preserve">D</w:t>
+                  </w:r>
+                  <w:r>
+                    <w:rPr>
+                      <w:rFonts w:ascii="Avenir Next" w:hAnsi="Avenir Next" w:cs="Avenir Next" w:eastAsia="Avenir Next"/>
+                      <w:color w:val="1A1A1A"/>
                       <w:sz w:val="19"/>
                       <w:szCs w:val="19"/>
                     </w:rPr>
-                    <w:t xml:space="preserve">D</w:t>
-                  </w:r>
-                  <w:r>
-                    <w:rPr>
-                      <w:rFonts w:ascii="Avenir Next" w:hAnsi="Avenir Next" w:cs="Avenir Next" w:eastAsia="Avenir Next"/>
-                      <w:color w:val="1A1A1A"/>
-                      <w:sz w:val="19"/>
-                      <w:szCs w:val="19"/>
-                    </w:rPr>
                     <w:tab/>
                   </w:r>
                   <w:r>
                     <w:rPr>
                       <w:rFonts w:ascii="Avenir Next" w:hAnsi="Avenir Next" w:cs="Avenir Next" w:eastAsia="Avenir Next"/>
                       <w:color w:val="1A1A1A"/>
-                      <w:sz w:val="19"/>
+                      <w:sz w:val="22"/>
                       <w:szCs w:val="19"/>
                     </w:rPr>
                     <w:t xml:space="preserve">flat</w:t>
@@ -3638,7 +3644,7 @@
           </w:tbl>
           <w:p>
             <w:pPr>
-              <w:spacing w:before="0" w:after="0" w:line="24" w:lineRule="auto"/>
+              <w:spacing w:before="0" w:after="0" w:line="50" w:lineRule="exact"/>
             </w:pPr>
           </w:p>
         </w:tc>
@@ -3646,12 +3652,12 @@
     </w:tbl>
     <w:p>
       <w:pPr>
-        <w:spacing w:before="0" w:after="0" w:line="20" w:lineRule="exact"/>
+        <w:spacing w:before="0" w:after="0" w:line="50" w:lineRule="exact"/>
       </w:pPr>
     </w:p>
     <w:p>
       <w:pPr>
-        <w:spacing w:before="0" w:after="0" w:line="20" w:lineRule="exact"/>
+        <w:spacing w:before="0" w:after="0" w:line="50" w:lineRule="exact"/>
       </w:pPr>
     </w:p>
     <w:tbl>
@@ -3701,25 +3707,25 @@
                 <w:rFonts w:ascii="Avenir Next" w:hAnsi="Avenir Next" w:cs="Avenir Next" w:eastAsia="Avenir Next"/>
                 <w:b/>
                 <w:color w:val="1A1A1A"/>
+                <w:sz w:val="22"/>
+                <w:szCs w:val="20"/>
+              </w:rPr>
+              <w:t xml:space="preserve">11.</w:t>
+            </w:r>
+            <w:r>
+              <w:rPr>
+                <w:rFonts w:ascii="Avenir Next" w:hAnsi="Avenir Next" w:cs="Avenir Next" w:eastAsia="Avenir Next"/>
+                <w:color w:val="1A1A1A"/>
                 <w:sz w:val="20"/>
                 <w:szCs w:val="20"/>
               </w:rPr>
-              <w:t xml:space="preserve">11.</w:t>
-            </w:r>
-            <w:r>
-              <w:rPr>
-                <w:rFonts w:ascii="Avenir Next" w:hAnsi="Avenir Next" w:cs="Avenir Next" w:eastAsia="Avenir Next"/>
-                <w:color w:val="1A1A1A"/>
-                <w:sz w:val="20"/>
-                <w:szCs w:val="20"/>
-              </w:rPr>
               <w:tab/>
             </w:r>
             <w:r>
               <w:rPr>
                 <w:rFonts w:ascii="Avenir Next" w:hAnsi="Avenir Next" w:cs="Avenir Next" w:eastAsia="Avenir Next"/>
                 <w:color w:val="1A1A1A"/>
-                <w:sz w:val="20"/>
+                <w:sz w:val="22"/>
                 <w:szCs w:val="20"/>
               </w:rPr>
               <w:t xml:space="preserve">The peak of a histogram is the interval with the —</w:t>
@@ -3775,25 +3781,25 @@
                       <w:rFonts w:ascii="Avenir Next" w:hAnsi="Avenir Next" w:cs="Avenir Next" w:eastAsia="Avenir Next"/>
                       <w:b/>
                       <w:color w:val="003A70"/>
+                      <w:sz w:val="22"/>
+                      <w:szCs w:val="19"/>
+                    </w:rPr>
+                    <w:t xml:space="preserve">A</w:t>
+                  </w:r>
+                  <w:r>
+                    <w:rPr>
+                      <w:rFonts w:ascii="Avenir Next" w:hAnsi="Avenir Next" w:cs="Avenir Next" w:eastAsia="Avenir Next"/>
+                      <w:color w:val="1A1A1A"/>
                       <w:sz w:val="19"/>
                       <w:szCs w:val="19"/>
                     </w:rPr>
-                    <w:t xml:space="preserve">A</w:t>
-                  </w:r>
-                  <w:r>
-                    <w:rPr>
-                      <w:rFonts w:ascii="Avenir Next" w:hAnsi="Avenir Next" w:cs="Avenir Next" w:eastAsia="Avenir Next"/>
-                      <w:color w:val="1A1A1A"/>
-                      <w:sz w:val="19"/>
-                      <w:szCs w:val="19"/>
-                    </w:rPr>
                     <w:tab/>
                   </w:r>
                   <w:r>
                     <w:rPr>
                       <w:rFonts w:ascii="Avenir Next" w:hAnsi="Avenir Next" w:cs="Avenir Next" w:eastAsia="Avenir Next"/>
                       <w:color w:val="1A1A1A"/>
-                      <w:sz w:val="19"/>
+                      <w:sz w:val="22"/>
                       <w:szCs w:val="19"/>
                     </w:rPr>
                     <w:t xml:space="preserve">shortest bar</w:t>
@@ -3818,25 +3824,25 @@
                       <w:rFonts w:ascii="Avenir Next" w:hAnsi="Avenir Next" w:cs="Avenir Next" w:eastAsia="Avenir Next"/>
                       <w:b/>
                       <w:color w:val="003A70"/>
+                      <w:sz w:val="22"/>
+                      <w:szCs w:val="19"/>
+                    </w:rPr>
+                    <w:t xml:space="preserve">B</w:t>
+                  </w:r>
+                  <w:r>
+                    <w:rPr>
+                      <w:rFonts w:ascii="Avenir Next" w:hAnsi="Avenir Next" w:cs="Avenir Next" w:eastAsia="Avenir Next"/>
+                      <w:color w:val="1A1A1A"/>
                       <w:sz w:val="19"/>
                       <w:szCs w:val="19"/>
                     </w:rPr>
-                    <w:t xml:space="preserve">B</w:t>
-                  </w:r>
-                  <w:r>
-                    <w:rPr>
-                      <w:rFonts w:ascii="Avenir Next" w:hAnsi="Avenir Next" w:cs="Avenir Next" w:eastAsia="Avenir Next"/>
-                      <w:color w:val="1A1A1A"/>
-                      <w:sz w:val="19"/>
-                      <w:szCs w:val="19"/>
-                    </w:rPr>
                     <w:tab/>
                   </w:r>
                   <w:r>
                     <w:rPr>
                       <w:rFonts w:ascii="Avenir Next" w:hAnsi="Avenir Next" w:cs="Avenir Next" w:eastAsia="Avenir Next"/>
                       <w:color w:val="1A1A1A"/>
-                      <w:sz w:val="19"/>
+                      <w:sz w:val="22"/>
                       <w:szCs w:val="19"/>
                     </w:rPr>
                     <w:t xml:space="preserve">tallest bar</w:t>
@@ -3861,25 +3867,25 @@
                       <w:rFonts w:ascii="Avenir Next" w:hAnsi="Avenir Next" w:cs="Avenir Next" w:eastAsia="Avenir Next"/>
                       <w:b/>
                       <w:color w:val="003A70"/>
+                      <w:sz w:val="22"/>
+                      <w:szCs w:val="19"/>
+                    </w:rPr>
+                    <w:t xml:space="preserve">C</w:t>
+                  </w:r>
+                  <w:r>
+                    <w:rPr>
+                      <w:rFonts w:ascii="Avenir Next" w:hAnsi="Avenir Next" w:cs="Avenir Next" w:eastAsia="Avenir Next"/>
+                      <w:color w:val="1A1A1A"/>
                       <w:sz w:val="19"/>
                       <w:szCs w:val="19"/>
                     </w:rPr>
-                    <w:t xml:space="preserve">C</w:t>
-                  </w:r>
-                  <w:r>
-                    <w:rPr>
-                      <w:rFonts w:ascii="Avenir Next" w:hAnsi="Avenir Next" w:cs="Avenir Next" w:eastAsia="Avenir Next"/>
-                      <w:color w:val="1A1A1A"/>
-                      <w:sz w:val="19"/>
-                      <w:szCs w:val="19"/>
-                    </w:rPr>
                     <w:tab/>
                   </w:r>
                   <w:r>
                     <w:rPr>
                       <w:rFonts w:ascii="Avenir Next" w:hAnsi="Avenir Next" w:cs="Avenir Next" w:eastAsia="Avenir Next"/>
                       <w:color w:val="1A1A1A"/>
-                      <w:sz w:val="19"/>
+                      <w:sz w:val="22"/>
                       <w:szCs w:val="19"/>
                     </w:rPr>
                     <w:t xml:space="preserve">widest bar</w:t>
@@ -3904,25 +3910,25 @@
                       <w:rFonts w:ascii="Avenir Next" w:hAnsi="Avenir Next" w:cs="Avenir Next" w:eastAsia="Avenir Next"/>
                       <w:b/>
                       <w:color w:val="003A70"/>
+                      <w:sz w:val="22"/>
+                      <w:szCs w:val="19"/>
+                    </w:rPr>
+                    <w:t xml:space="preserve">D</w:t>
+                  </w:r>
+                  <w:r>
+                    <w:rPr>
+                      <w:rFonts w:ascii="Avenir Next" w:hAnsi="Avenir Next" w:cs="Avenir Next" w:eastAsia="Avenir Next"/>
+                      <w:color w:val="1A1A1A"/>
                       <w:sz w:val="19"/>
                       <w:szCs w:val="19"/>
                     </w:rPr>
-                    <w:t xml:space="preserve">D</w:t>
-                  </w:r>
-                  <w:r>
-                    <w:rPr>
-                      <w:rFonts w:ascii="Avenir Next" w:hAnsi="Avenir Next" w:cs="Avenir Next" w:eastAsia="Avenir Next"/>
-                      <w:color w:val="1A1A1A"/>
-                      <w:sz w:val="19"/>
-                      <w:szCs w:val="19"/>
-                    </w:rPr>
                     <w:tab/>
                   </w:r>
                   <w:r>
                     <w:rPr>
                       <w:rFonts w:ascii="Avenir Next" w:hAnsi="Avenir Next" w:cs="Avenir Next" w:eastAsia="Avenir Next"/>
                       <w:color w:val="1A1A1A"/>
-                      <w:sz w:val="19"/>
+                      <w:sz w:val="22"/>
                       <w:szCs w:val="19"/>
                     </w:rPr>
                     <w:t xml:space="preserve">last bar</w:t>
@@ -3933,7 +3939,7 @@
           </w:tbl>
           <w:p>
             <w:pPr>
-              <w:spacing w:before="0" w:after="0" w:line="24" w:lineRule="auto"/>
+              <w:spacing w:before="0" w:after="0" w:line="50" w:lineRule="exact"/>
             </w:pPr>
           </w:p>
         </w:tc>
@@ -3941,11 +3947,12 @@
     </w:tbl>
     <w:p>
       <w:pPr>
-        <w:spacing w:before="0" w:after="0" w:line="20" w:lineRule="exact"/>
+        <w:spacing w:before="0" w:after="0" w:line="50" w:lineRule="exact"/>
       </w:pPr>
     </w:p>
     <w:p>
       <w:pPr>
+        <w:pStyle w:val="Heading2"/>
         <w:keepNext/>
         <w:pBdr>
           <w:bottom w:val="single" w:sz="8" w:space="3" w:color="003A70"/>
@@ -3961,7 +3968,7 @@
           <w:b/>
           <w:color w:val="003A70"/>
           <w:spacing w:val="14"/>
-          <w:sz w:val="19"/>
+          <w:sz w:val="22"/>
           <w:szCs w:val="19"/>
         </w:rPr>
         <w:t xml:space="preserve">SELF-CHECK CODE</w:t>
@@ -3980,7 +3987,7 @@
           <w:rFonts w:ascii="Avenir Next" w:hAnsi="Avenir Next" w:cs="Avenir Next" w:eastAsia="Avenir Next"/>
           <w:i/>
           <w:color w:val="5A5F66"/>
-          <w:sz w:val="17"/>
+          <w:sz w:val="22"/>
           <w:szCs w:val="17"/>
         </w:rPr>
         <w:t xml:space="preserve">find your answer · copy its letter into that problem’s box · spell a math word</w:t>
@@ -4038,7 +4045,7 @@
                 <w:rFonts w:ascii="Avenir Next" w:hAnsi="Avenir Next" w:cs="Avenir Next" w:eastAsia="Avenir Next"/>
                 <w:b/>
                 <w:color w:val="1A1A1A"/>
-                <w:sz w:val="18"/>
+                <w:sz w:val="22"/>
                 <w:szCs w:val="18"/>
               </w:rPr>
               <w:t xml:space="preserve">20–24</w:t>
@@ -4054,7 +4061,7 @@
                 <w:rFonts w:ascii="Avenir Next" w:hAnsi="Avenir Next" w:cs="Avenir Next" w:eastAsia="Avenir Next"/>
                 <w:b/>
                 <w:color w:val="003A70"/>
-                <w:sz w:val="18"/>
+                <w:sz w:val="22"/>
                 <w:szCs w:val="18"/>
               </w:rPr>
               <w:t xml:space="preserve">S</w:t>
@@ -4077,7 +4084,7 @@
                 <w:rFonts w:ascii="Avenir Next" w:hAnsi="Avenir Next" w:cs="Avenir Next" w:eastAsia="Avenir Next"/>
                 <w:b/>
                 <w:color w:val="1A1A1A"/>
-                <w:sz w:val="18"/>
+                <w:sz w:val="22"/>
                 <w:szCs w:val="18"/>
               </w:rPr>
               <w:t xml:space="preserve">80–89</w:t>
@@ -4093,7 +4100,7 @@
                 <w:rFonts w:ascii="Avenir Next" w:hAnsi="Avenir Next" w:cs="Avenir Next" w:eastAsia="Avenir Next"/>
                 <w:b/>
                 <w:color w:val="003A70"/>
-                <w:sz w:val="18"/>
+                <w:sz w:val="22"/>
                 <w:szCs w:val="18"/>
               </w:rPr>
               <w:t xml:space="preserve">X</w:t>
@@ -4116,7 +4123,7 @@
                 <w:rFonts w:ascii="Avenir Next" w:hAnsi="Avenir Next" w:cs="Avenir Next" w:eastAsia="Avenir Next"/>
                 <w:b/>
                 <w:color w:val="1A1A1A"/>
-                <w:sz w:val="18"/>
+                <w:sz w:val="22"/>
                 <w:szCs w:val="18"/>
               </w:rPr>
               <w:t xml:space="preserve">30–39</w:t>
@@ -4132,7 +4139,7 @@
                 <w:rFonts w:ascii="Avenir Next" w:hAnsi="Avenir Next" w:cs="Avenir Next" w:eastAsia="Avenir Next"/>
                 <w:b/>
                 <w:color w:val="003A70"/>
-                <w:sz w:val="18"/>
+                <w:sz w:val="22"/>
                 <w:szCs w:val="18"/>
               </w:rPr>
               <w:t xml:space="preserve">E</w:t>
@@ -4155,7 +4162,7 @@
                 <w:rFonts w:ascii="Avenir Next" w:hAnsi="Avenir Next" w:cs="Avenir Next" w:eastAsia="Avenir Next"/>
                 <w:b/>
                 <w:color w:val="1A1A1A"/>
-                <w:sz w:val="18"/>
+                <w:sz w:val="22"/>
                 <w:szCs w:val="18"/>
               </w:rPr>
               <w:t xml:space="preserve">70–79</w:t>
@@ -4171,7 +4178,7 @@
                 <w:rFonts w:ascii="Avenir Next" w:hAnsi="Avenir Next" w:cs="Avenir Next" w:eastAsia="Avenir Next"/>
                 <w:b/>
                 <w:color w:val="003A70"/>
-                <w:sz w:val="18"/>
+                <w:sz w:val="22"/>
                 <w:szCs w:val="18"/>
               </w:rPr>
               <w:t xml:space="preserve">W</w:t>
@@ -4194,7 +4201,7 @@
                 <w:rFonts w:ascii="Avenir Next" w:hAnsi="Avenir Next" w:cs="Avenir Next" w:eastAsia="Avenir Next"/>
                 <w:b/>
                 <w:color w:val="1A1A1A"/>
-                <w:sz w:val="18"/>
+                <w:sz w:val="22"/>
                 <w:szCs w:val="18"/>
               </w:rPr>
               <w:t xml:space="preserve">6</w:t>
@@ -4210,7 +4217,7 @@
                 <w:rFonts w:ascii="Avenir Next" w:hAnsi="Avenir Next" w:cs="Avenir Next" w:eastAsia="Avenir Next"/>
                 <w:b/>
                 <w:color w:val="003A70"/>
-                <w:sz w:val="18"/>
+                <w:sz w:val="22"/>
                 <w:szCs w:val="18"/>
               </w:rPr>
               <w:t xml:space="preserve">Q</w:t>
@@ -4233,7 +4240,7 @@
                 <w:rFonts w:ascii="Avenir Next" w:hAnsi="Avenir Next" w:cs="Avenir Next" w:eastAsia="Avenir Next"/>
                 <w:b/>
                 <w:color w:val="1A1A1A"/>
-                <w:sz w:val="18"/>
+                <w:sz w:val="22"/>
                 <w:szCs w:val="18"/>
               </w:rPr>
               <w:t xml:space="preserve">14</w:t>
@@ -4249,7 +4256,7 @@
                 <w:rFonts w:ascii="Avenir Next" w:hAnsi="Avenir Next" w:cs="Avenir Next" w:eastAsia="Avenir Next"/>
                 <w:b/>
                 <w:color w:val="003A70"/>
-                <w:sz w:val="18"/>
+                <w:sz w:val="22"/>
                 <w:szCs w:val="18"/>
               </w:rPr>
               <w:t xml:space="preserve">K</w:t>
@@ -4272,7 +4279,7 @@
                 <w:rFonts w:ascii="Avenir Next" w:hAnsi="Avenir Next" w:cs="Avenir Next" w:eastAsia="Avenir Next"/>
                 <w:b/>
                 <w:color w:val="1A1A1A"/>
-                <w:sz w:val="18"/>
+                <w:sz w:val="22"/>
                 <w:szCs w:val="18"/>
               </w:rPr>
               <w:t xml:space="preserve">7</w:t>
@@ -4288,7 +4295,7 @@
                 <w:rFonts w:ascii="Avenir Next" w:hAnsi="Avenir Next" w:cs="Avenir Next" w:eastAsia="Avenir Next"/>
                 <w:b/>
                 <w:color w:val="003A70"/>
-                <w:sz w:val="18"/>
+                <w:sz w:val="22"/>
                 <w:szCs w:val="18"/>
               </w:rPr>
               <w:t xml:space="preserve">Z</w:t>
@@ -4311,7 +4318,7 @@
                 <w:rFonts w:ascii="Avenir Next" w:hAnsi="Avenir Next" w:cs="Avenir Next" w:eastAsia="Avenir Next"/>
                 <w:b/>
                 <w:color w:val="1A1A1A"/>
-                <w:sz w:val="18"/>
+                <w:sz w:val="22"/>
                 <w:szCs w:val="18"/>
               </w:rPr>
               <w:t xml:space="preserve">12</w:t>
@@ -4327,7 +4334,7 @@
                 <w:rFonts w:ascii="Avenir Next" w:hAnsi="Avenir Next" w:cs="Avenir Next" w:eastAsia="Avenir Next"/>
                 <w:b/>
                 <w:color w:val="003A70"/>
-                <w:sz w:val="18"/>
+                <w:sz w:val="22"/>
                 <w:szCs w:val="18"/>
               </w:rPr>
               <w:t xml:space="preserve">E</w:t>
@@ -4350,7 +4357,7 @@
                 <w:rFonts w:ascii="Avenir Next" w:hAnsi="Avenir Next" w:cs="Avenir Next" w:eastAsia="Avenir Next"/>
                 <w:b/>
                 <w:color w:val="1A1A1A"/>
-                <w:sz w:val="18"/>
+                <w:sz w:val="22"/>
                 <w:szCs w:val="18"/>
               </w:rPr>
               <w:t xml:space="preserve">2</w:t>
@@ -4366,7 +4373,7 @@
                 <w:rFonts w:ascii="Avenir Next" w:hAnsi="Avenir Next" w:cs="Avenir Next" w:eastAsia="Avenir Next"/>
                 <w:b/>
                 <w:color w:val="003A70"/>
-                <w:sz w:val="18"/>
+                <w:sz w:val="22"/>
                 <w:szCs w:val="18"/>
               </w:rPr>
               <w:t xml:space="preserve">D</w:t>
@@ -4377,7 +4384,7 @@
     </w:tbl>
     <w:p>
       <w:pPr>
-        <w:spacing w:before="0" w:after="0" w:line="60" w:lineRule="auto"/>
+        <w:spacing w:before="0" w:after="0" w:line="50" w:lineRule="exact"/>
       </w:pPr>
     </w:p>
     <w:tbl>
@@ -4544,7 +4551,7 @@
     </w:tbl>
     <w:p>
       <w:pPr>
-        <w:spacing w:before="0" w:after="0" w:line="40" w:lineRule="auto"/>
+        <w:spacing w:before="0" w:after="0" w:line="50" w:lineRule="exact"/>
       </w:pPr>
     </w:p>
     <w:tbl>
@@ -4586,6 +4593,7 @@
           </w:tcPr>
           <w:p>
             <w:pPr>
+              <w:pStyle w:val="Heading2"/>
               <w:spacing w:before="0" w:after="0" w:line="240" w:lineRule="auto"/>
             </w:pPr>
             <w:r>
@@ -4623,7 +4631,7 @@
               <w:rPr>
                 <w:rFonts w:ascii="Avenir Next" w:hAnsi="Avenir Next" w:cs="Avenir Next" w:eastAsia="Avenir Next"/>
                 <w:color w:val="1A1A1A"/>
-                <w:sz w:val="17"/>
+                <w:sz w:val="22"/>
                 <w:szCs w:val="17"/>
               </w:rPr>
               <w:t xml:space="preserve">  I can do this on my own</w:t>
@@ -4652,7 +4660,7 @@
               <w:rPr>
                 <w:rFonts w:ascii="Avenir Next" w:hAnsi="Avenir Next" w:cs="Avenir Next" w:eastAsia="Avenir Next"/>
                 <w:color w:val="1A1A1A"/>
-                <w:sz w:val="17"/>
+                <w:sz w:val="22"/>
                 <w:szCs w:val="17"/>
               </w:rPr>
               <w:t xml:space="preserve">  I need a little help</w:t>
@@ -4681,7 +4689,7 @@
               <w:rPr>
                 <w:rFonts w:ascii="Avenir Next" w:hAnsi="Avenir Next" w:cs="Avenir Next" w:eastAsia="Avenir Next"/>
                 <w:color w:val="1A1A1A"/>
-                <w:sz w:val="17"/>
+                <w:sz w:val="22"/>
                 <w:szCs w:val="17"/>
               </w:rPr>
               <w:t xml:space="preserve">  I have a question about #</w:t>
@@ -4702,7 +4710,7 @@
     </w:tbl>
     <w:p>
       <w:pPr>
-        <w:spacing w:before="0" w:after="0" w:line="20" w:lineRule="exact"/>
+        <w:spacing w:before="0" w:after="0" w:line="50" w:lineRule="exact"/>
       </w:pPr>
     </w:p>
     <w:sectPr>
@@ -4788,7 +4796,106 @@
               <w:sz w:val="15"/>
               <w:szCs w:val="15"/>
             </w:rPr>
-            <w:t xml:space="preserve">Lesson 2-2  ·  Session 2  ·  Practice Form A</w:t>
+            <w:t xml:space="preserve">2-2 · Page </w:t>
+          </w:r>
+          <w:r>
+            <w:rPr>
+              <w:rFonts w:ascii="Avenir Next" w:hAnsi="Avenir Next" w:cs="Avenir Next" w:eastAsia="Avenir Next"/>
+              <w:color w:val="5A5F66"/>
+              <w:sz w:val="15"/>
+              <w:szCs w:val="15"/>
+            </w:rPr>
+            <w:fldChar w:fldCharType="begin"/>
+          </w:r>
+          <w:r>
+            <w:rPr>
+              <w:rFonts w:ascii="Avenir Next" w:hAnsi="Avenir Next" w:cs="Avenir Next" w:eastAsia="Avenir Next"/>
+              <w:color w:val="5A5F66"/>
+              <w:sz w:val="15"/>
+              <w:szCs w:val="15"/>
+            </w:rPr>
+            <w:instrText xml:space="preserve"> PAGE </w:instrText>
+          </w:r>
+          <w:r>
+            <w:rPr>
+              <w:rFonts w:ascii="Avenir Next" w:hAnsi="Avenir Next" w:cs="Avenir Next" w:eastAsia="Avenir Next"/>
+              <w:color w:val="5A5F66"/>
+              <w:sz w:val="15"/>
+              <w:szCs w:val="15"/>
+            </w:rPr>
+            <w:fldChar w:fldCharType="separate"/>
+          </w:r>
+          <w:r>
+            <w:rPr>
+              <w:rFonts w:ascii="Avenir Next" w:hAnsi="Avenir Next" w:cs="Avenir Next" w:eastAsia="Avenir Next"/>
+              <w:color w:val="5A5F66"/>
+              <w:sz w:val="15"/>
+              <w:szCs w:val="15"/>
+            </w:rPr>
+            <w:t xml:space="preserve">1</w:t>
+          </w:r>
+          <w:r>
+            <w:rPr>
+              <w:rFonts w:ascii="Avenir Next" w:hAnsi="Avenir Next" w:cs="Avenir Next" w:eastAsia="Avenir Next"/>
+              <w:color w:val="5A5F66"/>
+              <w:sz w:val="15"/>
+              <w:szCs w:val="15"/>
+            </w:rPr>
+            <w:fldChar w:fldCharType="end"/>
+          </w:r>
+          <w:r>
+            <w:rPr>
+              <w:rFonts w:ascii="Avenir Next" w:hAnsi="Avenir Next" w:cs="Avenir Next" w:eastAsia="Avenir Next"/>
+              <w:color w:val="5A5F66"/>
+              <w:sz w:val="15"/>
+              <w:szCs w:val="15"/>
+            </w:rPr>
+            <w:t xml:space="preserve"> of </w:t>
+          </w:r>
+          <w:r>
+            <w:rPr>
+              <w:rFonts w:ascii="Avenir Next" w:hAnsi="Avenir Next" w:cs="Avenir Next" w:eastAsia="Avenir Next"/>
+              <w:color w:val="5A5F66"/>
+              <w:sz w:val="15"/>
+              <w:szCs w:val="15"/>
+            </w:rPr>
+            <w:fldChar w:fldCharType="begin"/>
+          </w:r>
+          <w:r>
+            <w:rPr>
+              <w:rFonts w:ascii="Avenir Next" w:hAnsi="Avenir Next" w:cs="Avenir Next" w:eastAsia="Avenir Next"/>
+              <w:color w:val="5A5F66"/>
+              <w:sz w:val="15"/>
+              <w:szCs w:val="15"/>
+            </w:rPr>
+            <w:instrText xml:space="preserve"> NUMPAGES </w:instrText>
+          </w:r>
+          <w:r>
+            <w:rPr>
+              <w:rFonts w:ascii="Avenir Next" w:hAnsi="Avenir Next" w:cs="Avenir Next" w:eastAsia="Avenir Next"/>
+              <w:color w:val="5A5F66"/>
+              <w:sz w:val="15"/>
+              <w:szCs w:val="15"/>
+            </w:rPr>
+            <w:fldChar w:fldCharType="separate"/>
+          </w:r>
+          <w:r>
+            <w:rPr>
+              <w:rFonts w:ascii="Avenir Next" w:hAnsi="Avenir Next" w:cs="Avenir Next" w:eastAsia="Avenir Next"/>
+              <w:color w:val="5A5F66"/>
+              <w:sz w:val="15"/>
+              <w:szCs w:val="15"/>
+            </w:rPr>
+            <w:t xml:space="preserve">1</w:t>
+          </w:r>
+          <w:r>
+            <w:rPr>
+              <w:rFonts w:ascii="Avenir Next" w:hAnsi="Avenir Next" w:cs="Avenir Next" w:eastAsia="Avenir Next"/>
+              <w:color w:val="5A5F66"/>
+              <w:sz w:val="15"/>
+              <w:szCs w:val="15"/>
+            </w:rPr>
+            <w:fldChar w:fldCharType="end"/>
           </w:r>
         </w:p>
       </w:tc>
@@ -4831,5 +4938,23 @@
       </w:tblCellMar>
     </w:tblPr>
   </w:style>
+  <w:style w:type="paragraph" w:styleId="Heading1">
+    <w:name w:val="heading 1"/>
+    <w:basedOn w:val="Normal"/>
+    <w:pPr>
+      <w:outlineLvl w:val="0"/>
+      <w:keepNext w:val="0"/>
+      <w:keepLines w:val="0"/>
+    </w:pPr>
+  </w:style>
+  <w:style w:type="paragraph" w:styleId="Heading2">
+    <w:name w:val="heading 2"/>
+    <w:basedOn w:val="Normal"/>
+    <w:pPr>
+      <w:outlineLvl w:val="1"/>
+      <w:keepNext w:val="0"/>
+      <w:keepLines w:val="0"/>
+    </w:pPr>
+  </w:style>
 </w:styles>
 </file>